--- a/docs-SaborExpress/02_SaborExpress_Analisis_del_Software.docx
+++ b/docs-SaborExpress/02_SaborExpress_Analisis_del_Software.docx
@@ -4,21 +4,75 @@
   <w:body>
     <w:p>
       <w:pPr>
-        <w:spacing w:before="3100" w:line="480" w:lineRule="auto"/>
+        <w:spacing w:before="1100"/>
         <w:jc w:val="center"/>
       </w:pPr>
       <w:r>
+        <w:drawing>
+          <wp:inline>
+            <wp:extent cx="4389120" cy="2501042"/>
+            <wp:docPr id="62" name="Picture 62"/>
+            <wp:cNvGraphicFramePr>
+              <a:graphicFrameLocks noChangeAspect="1"/>
+            </wp:cNvGraphicFramePr>
+            <a:graphic>
+              <a:graphicData uri="http://schemas.openxmlformats.org/drawingml/2006/picture">
+                <pic:pic>
+                  <pic:nvPicPr>
+                    <pic:cNvPr id="0" name="SaborExpress_logo_transparente.png"/>
+                    <pic:cNvPicPr/>
+                  </pic:nvPicPr>
+                  <pic:blipFill>
+                    <a:blip r:embed="rId9"/>
+                    <a:stretch>
+                      <a:fillRect/>
+                    </a:stretch>
+                  </pic:blipFill>
+                  <pic:spPr>
+                    <a:xfrm>
+                      <a:off x="0" y="0"/>
+                      <a:ext cx="4389120" cy="2501042"/>
+                    </a:xfrm>
+                    <a:prstGeom prst="rect"/>
+                  </pic:spPr>
+                </pic:pic>
+              </a:graphicData>
+            </a:graphic>
+          </wp:inline>
+        </w:drawing>
+      </w:r>
+    </w:p>
+    <w:p>
+      <w:pPr>
+        <w:spacing w:before="900" w:after="500"/>
+        <w:jc w:val="center"/>
+      </w:pPr>
+      <w:r>
         <w:rPr>
           <w:rFonts w:ascii="Times New Roman" w:hAnsi="Times New Roman"/>
           <w:b/>
-          <w:sz w:val="28"/>
+          <w:sz w:val="34"/>
         </w:rPr>
         <w:t>02 SaborExpress Analisis del Software</w:t>
       </w:r>
     </w:p>
     <w:p>
       <w:pPr>
-        <w:spacing w:line="480" w:lineRule="auto"/>
+        <w:spacing w:after="160"/>
+        <w:jc w:val="center"/>
+      </w:pPr>
+      <w:r>
+        <w:rPr>
+          <w:rFonts w:ascii="Times New Roman" w:hAnsi="Times New Roman"/>
+          <w:b/>
+          <w:sz w:val="24"/>
+        </w:rPr>
+        <w:t>SABOREXPRESS — PROYECTO DE SOFTWARE</w:t>
+      </w:r>
+    </w:p>
+    <w:p>
+      <w:pPr>
+        <w:spacing w:after="160"/>
         <w:jc w:val="center"/>
       </w:pPr>
       <w:r>
@@ -26,12 +80,12 @@
           <w:rFonts w:ascii="Times New Roman" w:hAnsi="Times New Roman"/>
           <w:sz w:val="24"/>
         </w:rPr>
-        <w:t>Equipo de desarrollo SaborExpress</w:t>
-      </w:r>
-    </w:p>
-    <w:p>
-      <w:pPr>
-        <w:spacing w:line="480" w:lineRule="auto"/>
+        <w:t>Yerson Stiven Cuellar Rubiano</w:t>
+      </w:r>
+    </w:p>
+    <w:p>
+      <w:pPr>
+        <w:spacing w:after="160"/>
         <w:jc w:val="center"/>
       </w:pPr>
       <w:r>
@@ -39,12 +93,12 @@
           <w:rFonts w:ascii="Times New Roman" w:hAnsi="Times New Roman"/>
           <w:sz w:val="24"/>
         </w:rPr>
-        <w:t>Filiación institucional y autores individuales: por confirmar</w:t>
-      </w:r>
-    </w:p>
-    <w:p>
-      <w:pPr>
-        <w:spacing w:line="480" w:lineRule="auto"/>
+        <w:t>Ficha de formación: 3145555</w:t>
+      </w:r>
+    </w:p>
+    <w:p>
+      <w:pPr>
+        <w:spacing w:after="160"/>
         <w:jc w:val="center"/>
       </w:pPr>
       <w:r>
@@ -52,12 +106,12 @@
           <w:rFonts w:ascii="Times New Roman" w:hAnsi="Times New Roman"/>
           <w:sz w:val="24"/>
         </w:rPr>
-        <w:t>Estudio académico de ingeniería de software y documentación</w:t>
-      </w:r>
-    </w:p>
-    <w:p>
-      <w:pPr>
-        <w:spacing w:line="480" w:lineRule="auto"/>
+        <w:t>Expediente técnico y académico — APA 7</w:t>
+      </w:r>
+    </w:p>
+    <w:p>
+      <w:pPr>
+        <w:spacing w:after="160"/>
         <w:jc w:val="center"/>
       </w:pPr>
       <w:r>
@@ -69,29 +123,39 @@
       </w:r>
     </w:p>
     <w:p>
+      <w:pPr>
+        <w:spacing w:before="600"/>
+        <w:jc w:val="center"/>
+      </w:pPr>
+      <w:r>
+        <w:rPr>
+          <w:i/>
+        </w:rPr>
+        <w:t>Fuente documental: repositorios SaborExpressBack, SaborExpressWeb y SaborExpressMovil.</w:t>
+        <w:br/>
+        <w:t>Las pruebas no ejecutadas se identifican como pendientes.</w:t>
+      </w:r>
+    </w:p>
+    <w:p>
       <w:r>
         <w:br w:type="page"/>
       </w:r>
     </w:p>
-    <w:bookmarkStart w:id="51" w:name="análisis-del-software-saborexpress"/>
+    <w:bookmarkStart w:id="63" w:name="análisis-del-software-saborexpress"/>
     <w:p>
       <w:pPr>
         <w:pStyle w:val="Heading1"/>
         <w:keepNext/>
-        <w:ind w:firstLine="0"/>
-      </w:pPr>
-      <w:r>
-        <w:rPr>
-          <w:color w:val="000000"/>
-        </w:rPr>
+        <w:spacing w:line="264" w:lineRule="auto"/>
+      </w:pPr>
+      <w:r>
         <w:t xml:space="preserve">Análisis del software SaborExpress</w:t>
       </w:r>
     </w:p>
     <w:p>
       <w:pPr>
         <w:pStyle w:val="FirstParagraph"/>
-        <w:spacing w:line="480" w:lineRule="auto" w:after="0"/>
-        <w:ind w:firstLine="720"/>
+        <w:spacing w:line="396" w:lineRule="auto" w:after="100"/>
       </w:pPr>
       <w:r>
         <w:rPr>
@@ -114,7 +178,39 @@
           <w:b/>
           <w:bCs/>
         </w:rPr>
-        <w:t xml:space="preserve">Fecha de corte:</w:t>
+        <w:t xml:space="preserve">Autor / integrante:</w:t>
+      </w:r>
+      <w:r>
+        <w:t xml:space="preserve"> </w:t>
+      </w:r>
+      <w:r>
+        <w:t xml:space="preserve">Yerson Stiven Cuellar Rubiano |</w:t>
+      </w:r>
+      <w:r>
+        <w:t xml:space="preserve"> </w:t>
+      </w:r>
+      <w:r>
+        <w:rPr>
+          <w:b/>
+          <w:bCs/>
+        </w:rPr>
+        <w:t xml:space="preserve">Ficha:</w:t>
+      </w:r>
+      <w:r>
+        <w:t xml:space="preserve"> </w:t>
+      </w:r>
+      <w:r>
+        <w:t xml:space="preserve">3145555 |</w:t>
+      </w:r>
+      <w:r>
+        <w:t xml:space="preserve"> </w:t>
+      </w:r>
+      <w:r>
+        <w:rPr>
+          <w:b/>
+          <w:bCs/>
+        </w:rPr>
+        <w:t xml:space="preserve">Fecha:</w:t>
       </w:r>
       <w:r>
         <w:t xml:space="preserve"> </w:t>
@@ -130,36 +226,19 @@
           <w:b/>
           <w:bCs/>
         </w:rPr>
-        <w:t xml:space="preserve">Versión:</w:t>
-      </w:r>
-      <w:r>
-        <w:t xml:space="preserve"> </w:t>
-      </w:r>
-      <w:r>
-        <w:t xml:space="preserve">2.0 |</w:t>
-      </w:r>
-      <w:r>
-        <w:t xml:space="preserve"> </w:t>
-      </w:r>
-      <w:r>
-        <w:rPr>
-          <w:b/>
-          <w:bCs/>
-        </w:rPr>
-        <w:t xml:space="preserve">Tipo:</w:t>
-      </w:r>
-      <w:r>
-        <w:t xml:space="preserve"> </w:t>
-      </w:r>
-      <w:r>
-        <w:t xml:space="preserve">Documento técnico y académico</w:t>
+        <w:t xml:space="preserve">Versión documental:</w:t>
+      </w:r>
+      <w:r>
+        <w:t xml:space="preserve"> </w:t>
+      </w:r>
+      <w:r>
+        <w:t xml:space="preserve">4.0</w:t>
       </w:r>
     </w:p>
     <w:p>
       <w:pPr>
         <w:pStyle w:val="BodyText"/>
-        <w:spacing w:line="480" w:lineRule="auto" w:after="0"/>
-        <w:ind w:firstLine="720"/>
+        <w:spacing w:line="396" w:lineRule="auto" w:after="100"/>
       </w:pPr>
       <w:r>
         <w:rPr>
@@ -180,20 +259,16 @@
       <w:pPr>
         <w:pStyle w:val="Heading2"/>
         <w:keepNext/>
-        <w:ind w:firstLine="0"/>
-      </w:pPr>
-      <w:r>
-        <w:rPr>
-          <w:color w:val="000000"/>
-        </w:rPr>
+        <w:spacing w:line="264" w:lineRule="auto"/>
+      </w:pPr>
+      <w:r>
         <w:t xml:space="preserve">1. Problema de negocio</w:t>
       </w:r>
     </w:p>
     <w:p>
       <w:pPr>
         <w:pStyle w:val="FirstParagraph"/>
-        <w:spacing w:line="480" w:lineRule="auto" w:after="0"/>
-        <w:ind w:firstLine="720"/>
+        <w:spacing w:line="396" w:lineRule="auto" w:after="100"/>
       </w:pPr>
       <w:r>
         <w:t xml:space="preserve">Una operación gastronómica combina catálogo, atención de mesa, cocina, caja, despachos y reparto. Cuando estos procesos usan registros aislados, se incrementa el riesgo de confusión de estados, transcripciones manuales y baja trazabilidad. La solución analizada centraliza contratos y datos de pedidos a través de una API; esto es una justificación de diseño, no una medición real de reducción de errores.</w:t>
@@ -205,12 +280,9 @@
       <w:pPr>
         <w:pStyle w:val="Heading2"/>
         <w:keepNext/>
-        <w:ind w:firstLine="0"/>
-      </w:pPr>
-      <w:r>
-        <w:rPr>
-          <w:color w:val="000000"/>
-        </w:rPr>
+        <w:spacing w:line="264" w:lineRule="auto"/>
+      </w:pPr>
+      <w:r>
         <w:t xml:space="preserve">2. Interesados y responsabilidades</w:t>
       </w:r>
     </w:p>
@@ -219,7 +291,7 @@
         <w:tblStyle w:val="Table"/>
         <w:tblW w:type="pct" w:w="5000"/>
         <w:jc w:val="left"/>
-        <w:tblLayout w:type="fixed"/>
+        <w:tblLayout w:type="autofit"/>
         <w:tblLook w:firstRow="1" w:lastRow="0" w:firstColumn="0" w:lastColumn="0" w:noHBand="0" w:noVBand="0" w:val="0020"/>
       </w:tblPr>
       <w:tblGrid>
@@ -237,14 +309,14 @@
           <w:p>
             <w:pPr>
               <w:pStyle w:val="Compact"/>
-              <w:spacing w:line="240" w:lineRule="auto" w:after="0"/>
-              <w:ind w:firstLine="0"/>
-              <w:jc w:val="left"/>
-            </w:pPr>
-            <w:r>
-              <w:rPr>
-                <w:rFonts w:ascii="Times New Roman" w:hAnsi="Times New Roman"/>
-                <w:sz w:val="18"/>
+              <w:spacing w:line="240" w:lineRule="auto" w:after="20"/>
+              <w:ind w:firstLine="0"/>
+              <w:jc w:val="left"/>
+            </w:pPr>
+            <w:r>
+              <w:rPr>
+                <w:b/>
+                <w:sz w:val="17"/>
               </w:rPr>
               <w:t xml:space="preserve">Interesado</w:t>
             </w:r>
@@ -255,14 +327,14 @@
           <w:p>
             <w:pPr>
               <w:pStyle w:val="Compact"/>
-              <w:spacing w:line="240" w:lineRule="auto" w:after="0"/>
-              <w:ind w:firstLine="0"/>
-              <w:jc w:val="left"/>
-            </w:pPr>
-            <w:r>
-              <w:rPr>
-                <w:rFonts w:ascii="Times New Roman" w:hAnsi="Times New Roman"/>
-                <w:sz w:val="18"/>
+              <w:spacing w:line="240" w:lineRule="auto" w:after="20"/>
+              <w:ind w:firstLine="0"/>
+              <w:jc w:val="left"/>
+            </w:pPr>
+            <w:r>
+              <w:rPr>
+                <w:b/>
+                <w:sz w:val="17"/>
               </w:rPr>
               <w:t xml:space="preserve">Necesidad</w:t>
             </w:r>
@@ -273,14 +345,14 @@
           <w:p>
             <w:pPr>
               <w:pStyle w:val="Compact"/>
-              <w:spacing w:line="240" w:lineRule="auto" w:after="0"/>
-              <w:ind w:firstLine="0"/>
-              <w:jc w:val="left"/>
-            </w:pPr>
-            <w:r>
-              <w:rPr>
-                <w:rFonts w:ascii="Times New Roman" w:hAnsi="Times New Roman"/>
-                <w:sz w:val="18"/>
+              <w:spacing w:line="240" w:lineRule="auto" w:after="20"/>
+              <w:ind w:firstLine="0"/>
+              <w:jc w:val="left"/>
+            </w:pPr>
+            <w:r>
+              <w:rPr>
+                <w:b/>
+                <w:sz w:val="17"/>
               </w:rPr>
               <w:t xml:space="preserve">Acciones principales</w:t>
             </w:r>
@@ -293,14 +365,13 @@
           <w:p>
             <w:pPr>
               <w:pStyle w:val="Compact"/>
-              <w:spacing w:line="240" w:lineRule="auto" w:after="0"/>
-              <w:ind w:firstLine="0"/>
-              <w:jc w:val="left"/>
-            </w:pPr>
-            <w:r>
-              <w:rPr>
-                <w:rFonts w:ascii="Times New Roman" w:hAnsi="Times New Roman"/>
-                <w:sz w:val="18"/>
+              <w:spacing w:line="240" w:lineRule="auto" w:after="20"/>
+              <w:ind w:firstLine="0"/>
+              <w:jc w:val="left"/>
+            </w:pPr>
+            <w:r>
+              <w:rPr>
+                <w:sz w:val="17"/>
               </w:rPr>
               <w:t xml:space="preserve">Cliente</w:t>
             </w:r>
@@ -311,14 +382,13 @@
           <w:p>
             <w:pPr>
               <w:pStyle w:val="Compact"/>
-              <w:spacing w:line="240" w:lineRule="auto" w:after="0"/>
-              <w:ind w:firstLine="0"/>
-              <w:jc w:val="left"/>
-            </w:pPr>
-            <w:r>
-              <w:rPr>
-                <w:rFonts w:ascii="Times New Roman" w:hAnsi="Times New Roman"/>
-                <w:sz w:val="18"/>
+              <w:spacing w:line="240" w:lineRule="auto" w:after="20"/>
+              <w:ind w:firstLine="0"/>
+              <w:jc w:val="left"/>
+            </w:pPr>
+            <w:r>
+              <w:rPr>
+                <w:sz w:val="17"/>
               </w:rPr>
               <w:t xml:space="preserve">Comprar y dar seguimiento</w:t>
             </w:r>
@@ -329,14 +399,13 @@
           <w:p>
             <w:pPr>
               <w:pStyle w:val="Compact"/>
-              <w:spacing w:line="240" w:lineRule="auto" w:after="0"/>
-              <w:ind w:firstLine="0"/>
-              <w:jc w:val="left"/>
-            </w:pPr>
-            <w:r>
-              <w:rPr>
-                <w:rFonts w:ascii="Times New Roman" w:hAnsi="Times New Roman"/>
-                <w:sz w:val="18"/>
+              <w:spacing w:line="240" w:lineRule="auto" w:after="20"/>
+              <w:ind w:firstLine="0"/>
+              <w:jc w:val="left"/>
+            </w:pPr>
+            <w:r>
+              <w:rPr>
+                <w:sz w:val="17"/>
               </w:rPr>
               <w:t xml:space="preserve">Catálogo, pedido, pago, cancelación, calificación</w:t>
             </w:r>
@@ -349,14 +418,13 @@
           <w:p>
             <w:pPr>
               <w:pStyle w:val="Compact"/>
-              <w:spacing w:line="240" w:lineRule="auto" w:after="0"/>
-              <w:ind w:firstLine="0"/>
-              <w:jc w:val="left"/>
-            </w:pPr>
-            <w:r>
-              <w:rPr>
-                <w:rFonts w:ascii="Times New Roman" w:hAnsi="Times New Roman"/>
-                <w:sz w:val="18"/>
+              <w:spacing w:line="240" w:lineRule="auto" w:after="20"/>
+              <w:ind w:firstLine="0"/>
+              <w:jc w:val="left"/>
+            </w:pPr>
+            <w:r>
+              <w:rPr>
+                <w:sz w:val="17"/>
               </w:rPr>
               <w:t xml:space="preserve">Cajero</w:t>
             </w:r>
@@ -367,14 +435,13 @@
           <w:p>
             <w:pPr>
               <w:pStyle w:val="Compact"/>
-              <w:spacing w:line="240" w:lineRule="auto" w:after="0"/>
-              <w:ind w:firstLine="0"/>
-              <w:jc w:val="left"/>
-            </w:pPr>
-            <w:r>
-              <w:rPr>
-                <w:rFonts w:ascii="Times New Roman" w:hAnsi="Times New Roman"/>
-                <w:sz w:val="18"/>
+              <w:spacing w:line="240" w:lineRule="auto" w:after="20"/>
+              <w:ind w:firstLine="0"/>
+              <w:jc w:val="left"/>
+            </w:pPr>
+            <w:r>
+              <w:rPr>
+                <w:sz w:val="17"/>
               </w:rPr>
               <w:t xml:space="preserve">Consolidar transacciones</w:t>
             </w:r>
@@ -385,14 +452,13 @@
           <w:p>
             <w:pPr>
               <w:pStyle w:val="Compact"/>
-              <w:spacing w:line="240" w:lineRule="auto" w:after="0"/>
-              <w:ind w:firstLine="0"/>
-              <w:jc w:val="left"/>
-            </w:pPr>
-            <w:r>
-              <w:rPr>
-                <w:rFonts w:ascii="Times New Roman" w:hAnsi="Times New Roman"/>
-                <w:sz w:val="18"/>
+              <w:spacing w:line="240" w:lineRule="auto" w:after="20"/>
+              <w:ind w:firstLine="0"/>
+              <w:jc w:val="left"/>
+            </w:pPr>
+            <w:r>
+              <w:rPr>
+                <w:sz w:val="17"/>
               </w:rPr>
               <w:t xml:space="preserve">Pedido, cobro, cierre de turno</w:t>
             </w:r>
@@ -405,14 +471,13 @@
           <w:p>
             <w:pPr>
               <w:pStyle w:val="Compact"/>
-              <w:spacing w:line="240" w:lineRule="auto" w:after="0"/>
-              <w:ind w:firstLine="0"/>
-              <w:jc w:val="left"/>
-            </w:pPr>
-            <w:r>
-              <w:rPr>
-                <w:rFonts w:ascii="Times New Roman" w:hAnsi="Times New Roman"/>
-                <w:sz w:val="18"/>
+              <w:spacing w:line="240" w:lineRule="auto" w:after="20"/>
+              <w:ind w:firstLine="0"/>
+              <w:jc w:val="left"/>
+            </w:pPr>
+            <w:r>
+              <w:rPr>
+                <w:sz w:val="17"/>
               </w:rPr>
               <w:t xml:space="preserve">Cocina</w:t>
             </w:r>
@@ -423,14 +488,13 @@
           <w:p>
             <w:pPr>
               <w:pStyle w:val="Compact"/>
-              <w:spacing w:line="240" w:lineRule="auto" w:after="0"/>
-              <w:ind w:firstLine="0"/>
-              <w:jc w:val="left"/>
-            </w:pPr>
-            <w:r>
-              <w:rPr>
-                <w:rFonts w:ascii="Times New Roman" w:hAnsi="Times New Roman"/>
-                <w:sz w:val="18"/>
+              <w:spacing w:line="240" w:lineRule="auto" w:after="20"/>
+              <w:ind w:firstLine="0"/>
+              <w:jc w:val="left"/>
+            </w:pPr>
+            <w:r>
+              <w:rPr>
+                <w:sz w:val="17"/>
               </w:rPr>
               <w:t xml:space="preserve">Atender órdenes</w:t>
             </w:r>
@@ -441,14 +505,13 @@
           <w:p>
             <w:pPr>
               <w:pStyle w:val="Compact"/>
-              <w:spacing w:line="240" w:lineRule="auto" w:after="0"/>
-              <w:ind w:firstLine="0"/>
-              <w:jc w:val="left"/>
-            </w:pPr>
-            <w:r>
-              <w:rPr>
-                <w:rFonts w:ascii="Times New Roman" w:hAnsi="Times New Roman"/>
-                <w:sz w:val="18"/>
+              <w:spacing w:line="240" w:lineRule="auto" w:after="20"/>
+              <w:ind w:firstLine="0"/>
+              <w:jc w:val="left"/>
+            </w:pPr>
+            <w:r>
+              <w:rPr>
+                <w:sz w:val="17"/>
               </w:rPr>
               <w:t xml:space="preserve">Tablero, cambios de estado por plato</w:t>
             </w:r>
@@ -461,14 +524,13 @@
           <w:p>
             <w:pPr>
               <w:pStyle w:val="Compact"/>
-              <w:spacing w:line="240" w:lineRule="auto" w:after="0"/>
-              <w:ind w:firstLine="0"/>
-              <w:jc w:val="left"/>
-            </w:pPr>
-            <w:r>
-              <w:rPr>
-                <w:rFonts w:ascii="Times New Roman" w:hAnsi="Times New Roman"/>
-                <w:sz w:val="18"/>
+              <w:spacing w:line="240" w:lineRule="auto" w:after="20"/>
+              <w:ind w:firstLine="0"/>
+              <w:jc w:val="left"/>
+            </w:pPr>
+            <w:r>
+              <w:rPr>
+                <w:sz w:val="17"/>
               </w:rPr>
               <w:t xml:space="preserve">Administrador</w:t>
             </w:r>
@@ -479,14 +541,13 @@
           <w:p>
             <w:pPr>
               <w:pStyle w:val="Compact"/>
-              <w:spacing w:line="240" w:lineRule="auto" w:after="0"/>
-              <w:ind w:firstLine="0"/>
-              <w:jc w:val="left"/>
-            </w:pPr>
-            <w:r>
-              <w:rPr>
-                <w:rFonts w:ascii="Times New Roman" w:hAnsi="Times New Roman"/>
-                <w:sz w:val="18"/>
+              <w:spacing w:line="240" w:lineRule="auto" w:after="20"/>
+              <w:ind w:firstLine="0"/>
+              <w:jc w:val="left"/>
+            </w:pPr>
+            <w:r>
+              <w:rPr>
+                <w:sz w:val="17"/>
               </w:rPr>
               <w:t xml:space="preserve">Coordinar sede</w:t>
             </w:r>
@@ -497,14 +558,13 @@
           <w:p>
             <w:pPr>
               <w:pStyle w:val="Compact"/>
-              <w:spacing w:line="240" w:lineRule="auto" w:after="0"/>
-              <w:ind w:firstLine="0"/>
-              <w:jc w:val="left"/>
-            </w:pPr>
-            <w:r>
-              <w:rPr>
-                <w:rFonts w:ascii="Times New Roman" w:hAnsi="Times New Roman"/>
-                <w:sz w:val="18"/>
+              <w:spacing w:line="240" w:lineRule="auto" w:after="20"/>
+              <w:ind w:firstLine="0"/>
+              <w:jc w:val="left"/>
+            </w:pPr>
+            <w:r>
+              <w:rPr>
+                <w:sz w:val="17"/>
               </w:rPr>
               <w:t xml:space="preserve">Personal, productos, horarios, caja, entregas</w:t>
             </w:r>
@@ -517,14 +577,13 @@
           <w:p>
             <w:pPr>
               <w:pStyle w:val="Compact"/>
-              <w:spacing w:line="240" w:lineRule="auto" w:after="0"/>
-              <w:ind w:firstLine="0"/>
-              <w:jc w:val="left"/>
-            </w:pPr>
-            <w:r>
-              <w:rPr>
-                <w:rFonts w:ascii="Times New Roman" w:hAnsi="Times New Roman"/>
-                <w:sz w:val="18"/>
+              <w:spacing w:line="240" w:lineRule="auto" w:after="20"/>
+              <w:ind w:firstLine="0"/>
+              <w:jc w:val="left"/>
+            </w:pPr>
+            <w:r>
+              <w:rPr>
+                <w:sz w:val="17"/>
               </w:rPr>
               <w:t xml:space="preserve">Repartidor</w:t>
             </w:r>
@@ -535,14 +594,13 @@
           <w:p>
             <w:pPr>
               <w:pStyle w:val="Compact"/>
-              <w:spacing w:line="240" w:lineRule="auto" w:after="0"/>
-              <w:ind w:firstLine="0"/>
-              <w:jc w:val="left"/>
-            </w:pPr>
-            <w:r>
-              <w:rPr>
-                <w:rFonts w:ascii="Times New Roman" w:hAnsi="Times New Roman"/>
-                <w:sz w:val="18"/>
+              <w:spacing w:line="240" w:lineRule="auto" w:after="20"/>
+              <w:ind w:firstLine="0"/>
+              <w:jc w:val="left"/>
+            </w:pPr>
+            <w:r>
+              <w:rPr>
+                <w:sz w:val="17"/>
               </w:rPr>
               <w:t xml:space="preserve">Gestionar domicilio</w:t>
             </w:r>
@@ -553,14 +611,13 @@
           <w:p>
             <w:pPr>
               <w:pStyle w:val="Compact"/>
-              <w:spacing w:line="240" w:lineRule="auto" w:after="0"/>
-              <w:ind w:firstLine="0"/>
-              <w:jc w:val="left"/>
-            </w:pPr>
-            <w:r>
-              <w:rPr>
-                <w:rFonts w:ascii="Times New Roman" w:hAnsi="Times New Roman"/>
-                <w:sz w:val="18"/>
+              <w:spacing w:line="240" w:lineRule="auto" w:after="20"/>
+              <w:ind w:firstLine="0"/>
+              <w:jc w:val="left"/>
+            </w:pPr>
+            <w:r>
+              <w:rPr>
+                <w:sz w:val="17"/>
               </w:rPr>
               <w:t xml:space="preserve">Órdenes asignadas, estatus, ubicación</w:t>
             </w:r>
@@ -573,14 +630,13 @@
           <w:p>
             <w:pPr>
               <w:pStyle w:val="Compact"/>
-              <w:spacing w:line="240" w:lineRule="auto" w:after="0"/>
-              <w:ind w:firstLine="0"/>
-              <w:jc w:val="left"/>
-            </w:pPr>
-            <w:r>
-              <w:rPr>
-                <w:rFonts w:ascii="Times New Roman" w:hAnsi="Times New Roman"/>
-                <w:sz w:val="18"/>
+              <w:spacing w:line="240" w:lineRule="auto" w:after="20"/>
+              <w:ind w:firstLine="0"/>
+              <w:jc w:val="left"/>
+            </w:pPr>
+            <w:r>
+              <w:rPr>
+                <w:sz w:val="17"/>
               </w:rPr>
               <w:t xml:space="preserve">Gerente</w:t>
             </w:r>
@@ -591,14 +647,13 @@
           <w:p>
             <w:pPr>
               <w:pStyle w:val="Compact"/>
-              <w:spacing w:line="240" w:lineRule="auto" w:after="0"/>
-              <w:ind w:firstLine="0"/>
-              <w:jc w:val="left"/>
-            </w:pPr>
-            <w:r>
-              <w:rPr>
-                <w:rFonts w:ascii="Times New Roman" w:hAnsi="Times New Roman"/>
-                <w:sz w:val="18"/>
+              <w:spacing w:line="240" w:lineRule="auto" w:after="20"/>
+              <w:ind w:firstLine="0"/>
+              <w:jc w:val="left"/>
+            </w:pPr>
+            <w:r>
+              <w:rPr>
+                <w:sz w:val="17"/>
               </w:rPr>
               <w:t xml:space="preserve">Supervisar operación</w:t>
             </w:r>
@@ -609,14 +664,13 @@
           <w:p>
             <w:pPr>
               <w:pStyle w:val="Compact"/>
-              <w:spacing w:line="240" w:lineRule="auto" w:after="0"/>
-              <w:ind w:firstLine="0"/>
-              <w:jc w:val="left"/>
-            </w:pPr>
-            <w:r>
-              <w:rPr>
-                <w:rFonts w:ascii="Times New Roman" w:hAnsi="Times New Roman"/>
-                <w:sz w:val="18"/>
+              <w:spacing w:line="240" w:lineRule="auto" w:after="20"/>
+              <w:ind w:firstLine="0"/>
+              <w:jc w:val="left"/>
+            </w:pPr>
+            <w:r>
+              <w:rPr>
+                <w:sz w:val="17"/>
               </w:rPr>
               <w:t xml:space="preserve">Sedes, reportes, permisos</w:t>
             </w:r>
@@ -629,14 +683,13 @@
           <w:p>
             <w:pPr>
               <w:pStyle w:val="Compact"/>
-              <w:spacing w:line="240" w:lineRule="auto" w:after="0"/>
-              <w:ind w:firstLine="0"/>
-              <w:jc w:val="left"/>
-            </w:pPr>
-            <w:r>
-              <w:rPr>
-                <w:rFonts w:ascii="Times New Roman" w:hAnsi="Times New Roman"/>
-                <w:sz w:val="18"/>
+              <w:spacing w:line="240" w:lineRule="auto" w:after="20"/>
+              <w:ind w:firstLine="0"/>
+              <w:jc w:val="left"/>
+            </w:pPr>
+            <w:r>
+              <w:rPr>
+                <w:sz w:val="17"/>
               </w:rPr>
               <w:t xml:space="preserve">Equipo técnico</w:t>
             </w:r>
@@ -647,14 +700,13 @@
           <w:p>
             <w:pPr>
               <w:pStyle w:val="Compact"/>
-              <w:spacing w:line="240" w:lineRule="auto" w:after="0"/>
-              <w:ind w:firstLine="0"/>
-              <w:jc w:val="left"/>
-            </w:pPr>
-            <w:r>
-              <w:rPr>
-                <w:rFonts w:ascii="Times New Roman" w:hAnsi="Times New Roman"/>
-                <w:sz w:val="18"/>
+              <w:spacing w:line="240" w:lineRule="auto" w:after="20"/>
+              <w:ind w:firstLine="0"/>
+              <w:jc w:val="left"/>
+            </w:pPr>
+            <w:r>
+              <w:rPr>
+                <w:sz w:val="17"/>
               </w:rPr>
               <w:t xml:space="preserve">Operar y mantener</w:t>
             </w:r>
@@ -665,14 +717,13 @@
           <w:p>
             <w:pPr>
               <w:pStyle w:val="Compact"/>
-              <w:spacing w:line="240" w:lineRule="auto" w:after="0"/>
-              <w:ind w:firstLine="0"/>
-              <w:jc w:val="left"/>
-            </w:pPr>
-            <w:r>
-              <w:rPr>
-                <w:rFonts w:ascii="Times New Roman" w:hAnsi="Times New Roman"/>
-                <w:sz w:val="18"/>
+              <w:spacing w:line="240" w:lineRule="auto" w:after="20"/>
+              <w:ind w:firstLine="0"/>
+              <w:jc w:val="left"/>
+            </w:pPr>
+            <w:r>
+              <w:rPr>
+                <w:sz w:val="17"/>
               </w:rPr>
               <w:t xml:space="preserve">API, migraciones, logs, incidentes</w:t>
             </w:r>
@@ -686,12 +737,9 @@
       <w:pPr>
         <w:pStyle w:val="Heading2"/>
         <w:keepNext/>
-        <w:ind w:firstLine="0"/>
-      </w:pPr>
-      <w:r>
-        <w:rPr>
-          <w:color w:val="000000"/>
-        </w:rPr>
+        <w:spacing w:line="264" w:lineRule="auto"/>
+      </w:pPr>
+      <w:r>
         <w:t xml:space="preserve">3. Casos de uso principales</w:t>
       </w:r>
     </w:p>
@@ -700,20 +748,16 @@
       <w:pPr>
         <w:pStyle w:val="Heading3"/>
         <w:keepNext/>
-        <w:ind w:firstLine="0"/>
-      </w:pPr>
-      <w:r>
-        <w:rPr>
-          <w:color w:val="000000"/>
-        </w:rPr>
+        <w:spacing w:line="264" w:lineRule="auto"/>
+      </w:pPr>
+      <w:r>
         <w:t xml:space="preserve">CU-01. Inicio de sesión</w:t>
       </w:r>
     </w:p>
     <w:p>
       <w:pPr>
         <w:pStyle w:val="FirstParagraph"/>
-        <w:spacing w:line="480" w:lineRule="auto" w:after="0"/>
-        <w:ind w:firstLine="720"/>
+        <w:spacing w:line="396" w:lineRule="auto" w:after="100"/>
       </w:pPr>
       <w:r>
         <w:t xml:space="preserve">Precondición: usuario registrado. Flujo: introducir credenciales → enviar</w:t>
@@ -740,20 +784,16 @@
       <w:pPr>
         <w:pStyle w:val="Heading3"/>
         <w:keepNext/>
-        <w:ind w:firstLine="0"/>
-      </w:pPr>
-      <w:r>
-        <w:rPr>
-          <w:color w:val="000000"/>
-        </w:rPr>
+        <w:spacing w:line="264" w:lineRule="auto"/>
+      </w:pPr>
+      <w:r>
         <w:t xml:space="preserve">CU-02. Gestión del catálogo</w:t>
       </w:r>
     </w:p>
     <w:p>
       <w:pPr>
         <w:pStyle w:val="FirstParagraph"/>
-        <w:spacing w:line="480" w:lineRule="auto" w:after="0"/>
-        <w:ind w:firstLine="720"/>
+        <w:spacing w:line="396" w:lineRule="auto" w:after="100"/>
       </w:pPr>
       <w:r>
         <w:t xml:space="preserve">Precondición: sede o catálogo disponible. Flujo:</w:t>
@@ -795,20 +835,16 @@
       <w:pPr>
         <w:pStyle w:val="Heading3"/>
         <w:keepNext/>
-        <w:ind w:firstLine="0"/>
-      </w:pPr>
-      <w:r>
-        <w:rPr>
-          <w:color w:val="000000"/>
-        </w:rPr>
+        <w:spacing w:line="264" w:lineRule="auto"/>
+      </w:pPr>
+      <w:r>
         <w:t xml:space="preserve">CU-03. Pedido y cocina</w:t>
       </w:r>
     </w:p>
     <w:p>
       <w:pPr>
         <w:pStyle w:val="FirstParagraph"/>
-        <w:spacing w:line="480" w:lineRule="auto" w:after="0"/>
-        <w:ind w:firstLine="720"/>
+        <w:spacing w:line="396" w:lineRule="auto" w:after="100"/>
       </w:pPr>
       <w:r>
         <w:t xml:space="preserve">El usuario selecciona detalles, cantidades y tipo (comer en sitio, para llevar o domicilio). Se envía</w:t>
@@ -832,20 +868,16 @@
       <w:pPr>
         <w:pStyle w:val="Heading3"/>
         <w:keepNext/>
-        <w:ind w:firstLine="0"/>
-      </w:pPr>
-      <w:r>
-        <w:rPr>
-          <w:color w:val="000000"/>
-        </w:rPr>
+        <w:spacing w:line="264" w:lineRule="auto"/>
+      </w:pPr>
+      <w:r>
         <w:t xml:space="preserve">CU-04. Cobro por pasarela</w:t>
       </w:r>
     </w:p>
     <w:p>
       <w:pPr>
         <w:pStyle w:val="FirstParagraph"/>
-        <w:spacing w:line="480" w:lineRule="auto" w:after="0"/>
-        <w:ind w:firstLine="720"/>
+        <w:spacing w:line="396" w:lineRule="auto" w:after="100"/>
       </w:pPr>
       <w:r>
         <w:t xml:space="preserve">Se inicia la transacción con Wompi; el backend genera una referencia y expone un webhook para confirmación de eventos externos. La sincronización por ID funciona como alternativa de consulta. Riesgos: firmas erróneas, eventos duplicados, carrera entre confirmación y cancelación, latencia del proveedor.</w:t>
@@ -857,20 +889,16 @@
       <w:pPr>
         <w:pStyle w:val="Heading3"/>
         <w:keepNext/>
-        <w:ind w:firstLine="0"/>
-      </w:pPr>
-      <w:r>
-        <w:rPr>
-          <w:color w:val="000000"/>
-        </w:rPr>
+        <w:spacing w:line="264" w:lineRule="auto"/>
+      </w:pPr>
+      <w:r>
         <w:t xml:space="preserve">CU-05. Domicilio y entrega</w:t>
       </w:r>
     </w:p>
     <w:p>
       <w:pPr>
         <w:pStyle w:val="FirstParagraph"/>
-        <w:spacing w:line="480" w:lineRule="auto" w:after="0"/>
-        <w:ind w:firstLine="720"/>
+        <w:spacing w:line="396" w:lineRule="auto" w:after="100"/>
       </w:pPr>
       <w:r>
         <w:t xml:space="preserve">Gerente o administrador asigna entrega; repartidor consulta sus órdenes, actualiza estados, cliente califica. Se deben validar reglas de privacidad y segregación por sede.</w:t>
@@ -883,20 +911,16 @@
       <w:pPr>
         <w:pStyle w:val="Heading2"/>
         <w:keepNext/>
-        <w:ind w:firstLine="0"/>
-      </w:pPr>
-      <w:r>
-        <w:rPr>
-          <w:color w:val="000000"/>
-        </w:rPr>
+        <w:spacing w:line="264" w:lineRule="auto"/>
+      </w:pPr>
+      <w:r>
         <w:t xml:space="preserve">4. Flujos de información</w:t>
       </w:r>
     </w:p>
     <w:p>
       <w:pPr>
         <w:pStyle w:val="FirstParagraph"/>
-        <w:spacing w:line="480" w:lineRule="auto" w:after="0"/>
-        <w:ind w:firstLine="720"/>
+        <w:spacing w:line="396" w:lineRule="auto" w:after="100"/>
       </w:pPr>
       <w:r>
         <w:rPr>
@@ -926,12 +950,9 @@
       <w:pPr>
         <w:pStyle w:val="Heading2"/>
         <w:keepNext/>
-        <w:ind w:firstLine="0"/>
-      </w:pPr>
-      <w:r>
-        <w:rPr>
-          <w:color w:val="000000"/>
-        </w:rPr>
+        <w:spacing w:line="264" w:lineRule="auto"/>
+      </w:pPr>
+      <w:r>
         <w:t xml:space="preserve">5. Escenarios excepcionales y riesgos</w:t>
       </w:r>
     </w:p>
@@ -940,7 +961,7 @@
         <w:tblStyle w:val="Table"/>
         <w:tblW w:type="pct" w:w="5000"/>
         <w:jc w:val="left"/>
-        <w:tblLayout w:type="fixed"/>
+        <w:tblLayout w:type="autofit"/>
         <w:tblLook w:firstRow="1" w:lastRow="0" w:firstColumn="0" w:lastColumn="0" w:noHBand="0" w:noVBand="0" w:val="0020"/>
       </w:tblPr>
       <w:tblGrid>
@@ -959,14 +980,14 @@
           <w:p>
             <w:pPr>
               <w:pStyle w:val="Compact"/>
-              <w:spacing w:line="240" w:lineRule="auto" w:after="0"/>
-              <w:ind w:firstLine="0"/>
-              <w:jc w:val="left"/>
-            </w:pPr>
-            <w:r>
-              <w:rPr>
-                <w:rFonts w:ascii="Times New Roman" w:hAnsi="Times New Roman"/>
-                <w:sz w:val="18"/>
+              <w:spacing w:line="240" w:lineRule="auto" w:after="20"/>
+              <w:ind w:firstLine="0"/>
+              <w:jc w:val="left"/>
+            </w:pPr>
+            <w:r>
+              <w:rPr>
+                <w:b/>
+                <w:sz w:val="17"/>
               </w:rPr>
               <w:t xml:space="preserve">ID</w:t>
             </w:r>
@@ -977,14 +998,14 @@
           <w:p>
             <w:pPr>
               <w:pStyle w:val="Compact"/>
-              <w:spacing w:line="240" w:lineRule="auto" w:after="0"/>
-              <w:ind w:firstLine="0"/>
-              <w:jc w:val="left"/>
-            </w:pPr>
-            <w:r>
-              <w:rPr>
-                <w:rFonts w:ascii="Times New Roman" w:hAnsi="Times New Roman"/>
-                <w:sz w:val="18"/>
+              <w:spacing w:line="240" w:lineRule="auto" w:after="20"/>
+              <w:ind w:firstLine="0"/>
+              <w:jc w:val="left"/>
+            </w:pPr>
+            <w:r>
+              <w:rPr>
+                <w:b/>
+                <w:sz w:val="17"/>
               </w:rPr>
               <w:t xml:space="preserve">Escenario</w:t>
             </w:r>
@@ -995,14 +1016,14 @@
           <w:p>
             <w:pPr>
               <w:pStyle w:val="Compact"/>
-              <w:spacing w:line="240" w:lineRule="auto" w:after="0"/>
-              <w:ind w:firstLine="0"/>
-              <w:jc w:val="left"/>
-            </w:pPr>
-            <w:r>
-              <w:rPr>
-                <w:rFonts w:ascii="Times New Roman" w:hAnsi="Times New Roman"/>
-                <w:sz w:val="18"/>
+              <w:spacing w:line="240" w:lineRule="auto" w:after="20"/>
+              <w:ind w:firstLine="0"/>
+              <w:jc w:val="left"/>
+            </w:pPr>
+            <w:r>
+              <w:rPr>
+                <w:b/>
+                <w:sz w:val="17"/>
               </w:rPr>
               <w:t xml:space="preserve">Comportamiento esperado</w:t>
             </w:r>
@@ -1013,14 +1034,14 @@
           <w:p>
             <w:pPr>
               <w:pStyle w:val="Compact"/>
-              <w:spacing w:line="240" w:lineRule="auto" w:after="0"/>
-              <w:ind w:firstLine="0"/>
-              <w:jc w:val="left"/>
-            </w:pPr>
-            <w:r>
-              <w:rPr>
-                <w:rFonts w:ascii="Times New Roman" w:hAnsi="Times New Roman"/>
-                <w:sz w:val="18"/>
+              <w:spacing w:line="240" w:lineRule="auto" w:after="20"/>
+              <w:ind w:firstLine="0"/>
+              <w:jc w:val="left"/>
+            </w:pPr>
+            <w:r>
+              <w:rPr>
+                <w:b/>
+                <w:sz w:val="17"/>
               </w:rPr>
               <w:t xml:space="preserve">Prueba pendiente</w:t>
             </w:r>
@@ -1033,14 +1054,13 @@
           <w:p>
             <w:pPr>
               <w:pStyle w:val="Compact"/>
-              <w:spacing w:line="240" w:lineRule="auto" w:after="0"/>
-              <w:ind w:firstLine="0"/>
-              <w:jc w:val="left"/>
-            </w:pPr>
-            <w:r>
-              <w:rPr>
-                <w:rFonts w:ascii="Times New Roman" w:hAnsi="Times New Roman"/>
-                <w:sz w:val="18"/>
+              <w:spacing w:line="240" w:lineRule="auto" w:after="20"/>
+              <w:ind w:firstLine="0"/>
+              <w:jc w:val="left"/>
+            </w:pPr>
+            <w:r>
+              <w:rPr>
+                <w:sz w:val="17"/>
               </w:rPr>
               <w:t xml:space="preserve">EX-01</w:t>
             </w:r>
@@ -1051,14 +1071,13 @@
           <w:p>
             <w:pPr>
               <w:pStyle w:val="Compact"/>
-              <w:spacing w:line="240" w:lineRule="auto" w:after="0"/>
-              <w:ind w:firstLine="0"/>
-              <w:jc w:val="left"/>
-            </w:pPr>
-            <w:r>
-              <w:rPr>
-                <w:rFonts w:ascii="Times New Roman" w:hAnsi="Times New Roman"/>
-                <w:sz w:val="18"/>
+              <w:spacing w:line="240" w:lineRule="auto" w:after="20"/>
+              <w:ind w:firstLine="0"/>
+              <w:jc w:val="left"/>
+            </w:pPr>
+            <w:r>
+              <w:rPr>
+                <w:sz w:val="17"/>
               </w:rPr>
               <w:t xml:space="preserve">JWT expirado</w:t>
             </w:r>
@@ -1069,14 +1088,13 @@
           <w:p>
             <w:pPr>
               <w:pStyle w:val="Compact"/>
-              <w:spacing w:line="240" w:lineRule="auto" w:after="0"/>
-              <w:ind w:firstLine="0"/>
-              <w:jc w:val="left"/>
-            </w:pPr>
-            <w:r>
-              <w:rPr>
-                <w:rFonts w:ascii="Times New Roman" w:hAnsi="Times New Roman"/>
-                <w:sz w:val="18"/>
+              <w:spacing w:line="240" w:lineRule="auto" w:after="20"/>
+              <w:ind w:firstLine="0"/>
+              <w:jc w:val="left"/>
+            </w:pPr>
+            <w:r>
+              <w:rPr>
+                <w:sz w:val="17"/>
               </w:rPr>
               <w:t xml:space="preserve">401 y renovación guiada</w:t>
             </w:r>
@@ -1087,14 +1105,13 @@
           <w:p>
             <w:pPr>
               <w:pStyle w:val="Compact"/>
-              <w:spacing w:line="240" w:lineRule="auto" w:after="0"/>
-              <w:ind w:firstLine="0"/>
-              <w:jc w:val="left"/>
-            </w:pPr>
-            <w:r>
-              <w:rPr>
-                <w:rFonts w:ascii="Times New Roman" w:hAnsi="Times New Roman"/>
-                <w:sz w:val="18"/>
+              <w:spacing w:line="240" w:lineRule="auto" w:after="20"/>
+              <w:ind w:firstLine="0"/>
+              <w:jc w:val="left"/>
+            </w:pPr>
+            <w:r>
+              <w:rPr>
+                <w:sz w:val="17"/>
               </w:rPr>
               <w:t xml:space="preserve">Token caducado</w:t>
             </w:r>
@@ -1107,14 +1124,13 @@
           <w:p>
             <w:pPr>
               <w:pStyle w:val="Compact"/>
-              <w:spacing w:line="240" w:lineRule="auto" w:after="0"/>
-              <w:ind w:firstLine="0"/>
-              <w:jc w:val="left"/>
-            </w:pPr>
-            <w:r>
-              <w:rPr>
-                <w:rFonts w:ascii="Times New Roman" w:hAnsi="Times New Roman"/>
-                <w:sz w:val="18"/>
+              <w:spacing w:line="240" w:lineRule="auto" w:after="20"/>
+              <w:ind w:firstLine="0"/>
+              <w:jc w:val="left"/>
+            </w:pPr>
+            <w:r>
+              <w:rPr>
+                <w:sz w:val="17"/>
               </w:rPr>
               <w:t xml:space="preserve">EX-02</w:t>
             </w:r>
@@ -1125,14 +1141,13 @@
           <w:p>
             <w:pPr>
               <w:pStyle w:val="Compact"/>
-              <w:spacing w:line="240" w:lineRule="auto" w:after="0"/>
-              <w:ind w:firstLine="0"/>
-              <w:jc w:val="left"/>
-            </w:pPr>
-            <w:r>
-              <w:rPr>
-                <w:rFonts w:ascii="Times New Roman" w:hAnsi="Times New Roman"/>
-                <w:sz w:val="18"/>
+              <w:spacing w:line="240" w:lineRule="auto" w:after="20"/>
+              <w:ind w:firstLine="0"/>
+              <w:jc w:val="left"/>
+            </w:pPr>
+            <w:r>
+              <w:rPr>
+                <w:sz w:val="17"/>
               </w:rPr>
               <w:t xml:space="preserve">Acceso a otra sede</w:t>
             </w:r>
@@ -1143,14 +1158,13 @@
           <w:p>
             <w:pPr>
               <w:pStyle w:val="Compact"/>
-              <w:spacing w:line="240" w:lineRule="auto" w:after="0"/>
-              <w:ind w:firstLine="0"/>
-              <w:jc w:val="left"/>
-            </w:pPr>
-            <w:r>
-              <w:rPr>
-                <w:rFonts w:ascii="Times New Roman" w:hAnsi="Times New Roman"/>
-                <w:sz w:val="18"/>
+              <w:spacing w:line="240" w:lineRule="auto" w:after="20"/>
+              <w:ind w:firstLine="0"/>
+              <w:jc w:val="left"/>
+            </w:pPr>
+            <w:r>
+              <w:rPr>
+                <w:sz w:val="17"/>
               </w:rPr>
               <w:t xml:space="preserve">403 sin filtrar información</w:t>
             </w:r>
@@ -1161,14 +1175,13 @@
           <w:p>
             <w:pPr>
               <w:pStyle w:val="Compact"/>
-              <w:spacing w:line="240" w:lineRule="auto" w:after="0"/>
-              <w:ind w:firstLine="0"/>
-              <w:jc w:val="left"/>
-            </w:pPr>
-            <w:r>
-              <w:rPr>
-                <w:rFonts w:ascii="Times New Roman" w:hAnsi="Times New Roman"/>
-                <w:sz w:val="18"/>
+              <w:spacing w:line="240" w:lineRule="auto" w:after="20"/>
+              <w:ind w:firstLine="0"/>
+              <w:jc w:val="left"/>
+            </w:pPr>
+            <w:r>
+              <w:rPr>
+                <w:sz w:val="17"/>
               </w:rPr>
               <w:t xml:space="preserve">Prueba cruzada</w:t>
             </w:r>
@@ -1181,14 +1194,13 @@
           <w:p>
             <w:pPr>
               <w:pStyle w:val="Compact"/>
-              <w:spacing w:line="240" w:lineRule="auto" w:after="0"/>
-              <w:ind w:firstLine="0"/>
-              <w:jc w:val="left"/>
-            </w:pPr>
-            <w:r>
-              <w:rPr>
-                <w:rFonts w:ascii="Times New Roman" w:hAnsi="Times New Roman"/>
-                <w:sz w:val="18"/>
+              <w:spacing w:line="240" w:lineRule="auto" w:after="20"/>
+              <w:ind w:firstLine="0"/>
+              <w:jc w:val="left"/>
+            </w:pPr>
+            <w:r>
+              <w:rPr>
+                <w:sz w:val="17"/>
               </w:rPr>
               <w:t xml:space="preserve">EX-03</w:t>
             </w:r>
@@ -1199,14 +1211,13 @@
           <w:p>
             <w:pPr>
               <w:pStyle w:val="Compact"/>
-              <w:spacing w:line="240" w:lineRule="auto" w:after="0"/>
-              <w:ind w:firstLine="0"/>
-              <w:jc w:val="left"/>
-            </w:pPr>
-            <w:r>
-              <w:rPr>
-                <w:rFonts w:ascii="Times New Roman" w:hAnsi="Times New Roman"/>
-                <w:sz w:val="18"/>
+              <w:spacing w:line="240" w:lineRule="auto" w:after="20"/>
+              <w:ind w:firstLine="0"/>
+              <w:jc w:val="left"/>
+            </w:pPr>
+            <w:r>
+              <w:rPr>
+                <w:sz w:val="17"/>
               </w:rPr>
               <w:t xml:space="preserve">Webhook repetido</w:t>
             </w:r>
@@ -1217,14 +1228,13 @@
           <w:p>
             <w:pPr>
               <w:pStyle w:val="Compact"/>
-              <w:spacing w:line="240" w:lineRule="auto" w:after="0"/>
-              <w:ind w:firstLine="0"/>
-              <w:jc w:val="left"/>
-            </w:pPr>
-            <w:r>
-              <w:rPr>
-                <w:rFonts w:ascii="Times New Roman" w:hAnsi="Times New Roman"/>
-                <w:sz w:val="18"/>
+              <w:spacing w:line="240" w:lineRule="auto" w:after="20"/>
+              <w:ind w:firstLine="0"/>
+              <w:jc w:val="left"/>
+            </w:pPr>
+            <w:r>
+              <w:rPr>
+                <w:sz w:val="17"/>
               </w:rPr>
               <w:t xml:space="preserve">No duplicar pago</w:t>
             </w:r>
@@ -1235,14 +1245,13 @@
           <w:p>
             <w:pPr>
               <w:pStyle w:val="Compact"/>
-              <w:spacing w:line="240" w:lineRule="auto" w:after="0"/>
-              <w:ind w:firstLine="0"/>
-              <w:jc w:val="left"/>
-            </w:pPr>
-            <w:r>
-              <w:rPr>
-                <w:rFonts w:ascii="Times New Roman" w:hAnsi="Times New Roman"/>
-                <w:sz w:val="18"/>
+              <w:spacing w:line="240" w:lineRule="auto" w:after="20"/>
+              <w:ind w:firstLine="0"/>
+              <w:jc w:val="left"/>
+            </w:pPr>
+            <w:r>
+              <w:rPr>
+                <w:sz w:val="17"/>
               </w:rPr>
               <w:t xml:space="preserve">Repetición mismo evento</w:t>
             </w:r>
@@ -1255,14 +1264,13 @@
           <w:p>
             <w:pPr>
               <w:pStyle w:val="Compact"/>
-              <w:spacing w:line="240" w:lineRule="auto" w:after="0"/>
-              <w:ind w:firstLine="0"/>
-              <w:jc w:val="left"/>
-            </w:pPr>
-            <w:r>
-              <w:rPr>
-                <w:rFonts w:ascii="Times New Roman" w:hAnsi="Times New Roman"/>
-                <w:sz w:val="18"/>
+              <w:spacing w:line="240" w:lineRule="auto" w:after="20"/>
+              <w:ind w:firstLine="0"/>
+              <w:jc w:val="left"/>
+            </w:pPr>
+            <w:r>
+              <w:rPr>
+                <w:sz w:val="17"/>
               </w:rPr>
               <w:t xml:space="preserve">EX-04</w:t>
             </w:r>
@@ -1273,14 +1281,13 @@
           <w:p>
             <w:pPr>
               <w:pStyle w:val="Compact"/>
-              <w:spacing w:line="240" w:lineRule="auto" w:after="0"/>
-              <w:ind w:firstLine="0"/>
-              <w:jc w:val="left"/>
-            </w:pPr>
-            <w:r>
-              <w:rPr>
-                <w:rFonts w:ascii="Times New Roman" w:hAnsi="Times New Roman"/>
-                <w:sz w:val="18"/>
+              <w:spacing w:line="240" w:lineRule="auto" w:after="20"/>
+              <w:ind w:firstLine="0"/>
+              <w:jc w:val="left"/>
+            </w:pPr>
+            <w:r>
+              <w:rPr>
+                <w:sz w:val="17"/>
               </w:rPr>
               <w:t xml:space="preserve">Falla de base de datos</w:t>
             </w:r>
@@ -1291,14 +1298,13 @@
           <w:p>
             <w:pPr>
               <w:pStyle w:val="Compact"/>
-              <w:spacing w:line="240" w:lineRule="auto" w:after="0"/>
-              <w:ind w:firstLine="0"/>
-              <w:jc w:val="left"/>
-            </w:pPr>
-            <w:r>
-              <w:rPr>
-                <w:rFonts w:ascii="Times New Roman" w:hAnsi="Times New Roman"/>
-                <w:sz w:val="18"/>
+              <w:spacing w:line="240" w:lineRule="auto" w:after="20"/>
+              <w:ind w:firstLine="0"/>
+              <w:jc w:val="left"/>
+            </w:pPr>
+            <w:r>
+              <w:rPr>
+                <w:sz w:val="17"/>
               </w:rPr>
               <w:t xml:space="preserve">Respuesta controlada + recuperación</w:t>
             </w:r>
@@ -1309,14 +1315,13 @@
           <w:p>
             <w:pPr>
               <w:pStyle w:val="Compact"/>
-              <w:spacing w:line="240" w:lineRule="auto" w:after="0"/>
-              <w:ind w:firstLine="0"/>
-              <w:jc w:val="left"/>
-            </w:pPr>
-            <w:r>
-              <w:rPr>
-                <w:rFonts w:ascii="Times New Roman" w:hAnsi="Times New Roman"/>
-                <w:sz w:val="18"/>
+              <w:spacing w:line="240" w:lineRule="auto" w:after="20"/>
+              <w:ind w:firstLine="0"/>
+              <w:jc w:val="left"/>
+            </w:pPr>
+            <w:r>
+              <w:rPr>
+                <w:sz w:val="17"/>
               </w:rPr>
               <w:t xml:space="preserve">Interrupción de DB</w:t>
             </w:r>
@@ -1329,14 +1334,13 @@
           <w:p>
             <w:pPr>
               <w:pStyle w:val="Compact"/>
-              <w:spacing w:line="240" w:lineRule="auto" w:after="0"/>
-              <w:ind w:firstLine="0"/>
-              <w:jc w:val="left"/>
-            </w:pPr>
-            <w:r>
-              <w:rPr>
-                <w:rFonts w:ascii="Times New Roman" w:hAnsi="Times New Roman"/>
-                <w:sz w:val="18"/>
+              <w:spacing w:line="240" w:lineRule="auto" w:after="20"/>
+              <w:ind w:firstLine="0"/>
+              <w:jc w:val="left"/>
+            </w:pPr>
+            <w:r>
+              <w:rPr>
+                <w:sz w:val="17"/>
               </w:rPr>
               <w:t xml:space="preserve">EX-05</w:t>
             </w:r>
@@ -1347,14 +1351,13 @@
           <w:p>
             <w:pPr>
               <w:pStyle w:val="Compact"/>
-              <w:spacing w:line="240" w:lineRule="auto" w:after="0"/>
-              <w:ind w:firstLine="0"/>
-              <w:jc w:val="left"/>
-            </w:pPr>
-            <w:r>
-              <w:rPr>
-                <w:rFonts w:ascii="Times New Roman" w:hAnsi="Times New Roman"/>
-                <w:sz w:val="18"/>
+              <w:spacing w:line="240" w:lineRule="auto" w:after="20"/>
+              <w:ind w:firstLine="0"/>
+              <w:jc w:val="left"/>
+            </w:pPr>
+            <w:r>
+              <w:rPr>
+                <w:sz w:val="17"/>
               </w:rPr>
               <w:t xml:space="preserve">Pérdida de SignalR</w:t>
             </w:r>
@@ -1365,14 +1368,13 @@
           <w:p>
             <w:pPr>
               <w:pStyle w:val="Compact"/>
-              <w:spacing w:line="240" w:lineRule="auto" w:after="0"/>
-              <w:ind w:firstLine="0"/>
-              <w:jc w:val="left"/>
-            </w:pPr>
-            <w:r>
-              <w:rPr>
-                <w:rFonts w:ascii="Times New Roman" w:hAnsi="Times New Roman"/>
-                <w:sz w:val="18"/>
+              <w:spacing w:line="240" w:lineRule="auto" w:after="20"/>
+              <w:ind w:firstLine="0"/>
+              <w:jc w:val="left"/>
+            </w:pPr>
+            <w:r>
+              <w:rPr>
+                <w:sz w:val="17"/>
               </w:rPr>
               <w:t xml:space="preserve">Reintento o estado reconciliado</w:t>
             </w:r>
@@ -1383,14 +1385,13 @@
           <w:p>
             <w:pPr>
               <w:pStyle w:val="Compact"/>
-              <w:spacing w:line="240" w:lineRule="auto" w:after="0"/>
-              <w:ind w:firstLine="0"/>
-              <w:jc w:val="left"/>
-            </w:pPr>
-            <w:r>
-              <w:rPr>
-                <w:rFonts w:ascii="Times New Roman" w:hAnsi="Times New Roman"/>
-                <w:sz w:val="18"/>
+              <w:spacing w:line="240" w:lineRule="auto" w:after="20"/>
+              <w:ind w:firstLine="0"/>
+              <w:jc w:val="left"/>
+            </w:pPr>
+            <w:r>
+              <w:rPr>
+                <w:sz w:val="17"/>
               </w:rPr>
               <w:t xml:space="preserve">Reconexión</w:t>
             </w:r>
@@ -1403,14 +1404,13 @@
           <w:p>
             <w:pPr>
               <w:pStyle w:val="Compact"/>
-              <w:spacing w:line="240" w:lineRule="auto" w:after="0"/>
-              <w:ind w:firstLine="0"/>
-              <w:jc w:val="left"/>
-            </w:pPr>
-            <w:r>
-              <w:rPr>
-                <w:rFonts w:ascii="Times New Roman" w:hAnsi="Times New Roman"/>
-                <w:sz w:val="18"/>
+              <w:spacing w:line="240" w:lineRule="auto" w:after="20"/>
+              <w:ind w:firstLine="0"/>
+              <w:jc w:val="left"/>
+            </w:pPr>
+            <w:r>
+              <w:rPr>
+                <w:sz w:val="17"/>
               </w:rPr>
               <w:t xml:space="preserve">EX-06</w:t>
             </w:r>
@@ -1421,14 +1421,13 @@
           <w:p>
             <w:pPr>
               <w:pStyle w:val="Compact"/>
-              <w:spacing w:line="240" w:lineRule="auto" w:after="0"/>
-              <w:ind w:firstLine="0"/>
-              <w:jc w:val="left"/>
-            </w:pPr>
-            <w:r>
-              <w:rPr>
-                <w:rFonts w:ascii="Times New Roman" w:hAnsi="Times New Roman"/>
-                <w:sz w:val="18"/>
+              <w:spacing w:line="240" w:lineRule="auto" w:after="20"/>
+              <w:ind w:firstLine="0"/>
+              <w:jc w:val="left"/>
+            </w:pPr>
+            <w:r>
+              <w:rPr>
+                <w:sz w:val="17"/>
               </w:rPr>
               <w:t xml:space="preserve">Dirección inválida</w:t>
             </w:r>
@@ -1439,14 +1438,13 @@
           <w:p>
             <w:pPr>
               <w:pStyle w:val="Compact"/>
-              <w:spacing w:line="240" w:lineRule="auto" w:after="0"/>
-              <w:ind w:firstLine="0"/>
-              <w:jc w:val="left"/>
-            </w:pPr>
-            <w:r>
-              <w:rPr>
-                <w:rFonts w:ascii="Times New Roman" w:hAnsi="Times New Roman"/>
-                <w:sz w:val="18"/>
+              <w:spacing w:line="240" w:lineRule="auto" w:after="20"/>
+              <w:ind w:firstLine="0"/>
+              <w:jc w:val="left"/>
+            </w:pPr>
+            <w:r>
+              <w:rPr>
+                <w:sz w:val="17"/>
               </w:rPr>
               <w:t xml:space="preserve">Validación sin pedido inconsistente</w:t>
             </w:r>
@@ -1457,14 +1455,13 @@
           <w:p>
             <w:pPr>
               <w:pStyle w:val="Compact"/>
-              <w:spacing w:line="240" w:lineRule="auto" w:after="0"/>
-              <w:ind w:firstLine="0"/>
-              <w:jc w:val="left"/>
-            </w:pPr>
-            <w:r>
-              <w:rPr>
-                <w:rFonts w:ascii="Times New Roman" w:hAnsi="Times New Roman"/>
-                <w:sz w:val="18"/>
+              <w:spacing w:line="240" w:lineRule="auto" w:after="20"/>
+              <w:ind w:firstLine="0"/>
+              <w:jc w:val="left"/>
+            </w:pPr>
+            <w:r>
+              <w:rPr>
+                <w:sz w:val="17"/>
               </w:rPr>
               <w:t xml:space="preserve">Caso domicilio</w:t>
             </w:r>
@@ -1477,14 +1474,13 @@
           <w:p>
             <w:pPr>
               <w:pStyle w:val="Compact"/>
-              <w:spacing w:line="240" w:lineRule="auto" w:after="0"/>
-              <w:ind w:firstLine="0"/>
-              <w:jc w:val="left"/>
-            </w:pPr>
-            <w:r>
-              <w:rPr>
-                <w:rFonts w:ascii="Times New Roman" w:hAnsi="Times New Roman"/>
-                <w:sz w:val="18"/>
+              <w:spacing w:line="240" w:lineRule="auto" w:after="20"/>
+              <w:ind w:firstLine="0"/>
+              <w:jc w:val="left"/>
+            </w:pPr>
+            <w:r>
+              <w:rPr>
+                <w:sz w:val="17"/>
               </w:rPr>
               <w:t xml:space="preserve">EX-07</w:t>
             </w:r>
@@ -1495,14 +1491,13 @@
           <w:p>
             <w:pPr>
               <w:pStyle w:val="Compact"/>
-              <w:spacing w:line="240" w:lineRule="auto" w:after="0"/>
-              <w:ind w:firstLine="0"/>
-              <w:jc w:val="left"/>
-            </w:pPr>
-            <w:r>
-              <w:rPr>
-                <w:rFonts w:ascii="Times New Roman" w:hAnsi="Times New Roman"/>
-                <w:sz w:val="18"/>
+              <w:spacing w:line="240" w:lineRule="auto" w:after="20"/>
+              <w:ind w:firstLine="0"/>
+              <w:jc w:val="left"/>
+            </w:pPr>
+            <w:r>
+              <w:rPr>
+                <w:sz w:val="17"/>
               </w:rPr>
               <w:t xml:space="preserve">Estado de cocina incompatible</w:t>
             </w:r>
@@ -1513,14 +1508,13 @@
           <w:p>
             <w:pPr>
               <w:pStyle w:val="Compact"/>
-              <w:spacing w:line="240" w:lineRule="auto" w:after="0"/>
-              <w:ind w:firstLine="0"/>
-              <w:jc w:val="left"/>
-            </w:pPr>
-            <w:r>
-              <w:rPr>
-                <w:rFonts w:ascii="Times New Roman" w:hAnsi="Times New Roman"/>
-                <w:sz w:val="18"/>
+              <w:spacing w:line="240" w:lineRule="auto" w:after="20"/>
+              <w:ind w:firstLine="0"/>
+              <w:jc w:val="left"/>
+            </w:pPr>
+            <w:r>
+              <w:rPr>
+                <w:sz w:val="17"/>
               </w:rPr>
               <w:t xml:space="preserve">Rechazo de transición</w:t>
             </w:r>
@@ -1531,14 +1525,13 @@
           <w:p>
             <w:pPr>
               <w:pStyle w:val="Compact"/>
-              <w:spacing w:line="240" w:lineRule="auto" w:after="0"/>
-              <w:ind w:firstLine="0"/>
-              <w:jc w:val="left"/>
-            </w:pPr>
-            <w:r>
-              <w:rPr>
-                <w:rFonts w:ascii="Times New Roman" w:hAnsi="Times New Roman"/>
-                <w:sz w:val="18"/>
+              <w:spacing w:line="240" w:lineRule="auto" w:after="20"/>
+              <w:ind w:firstLine="0"/>
+              <w:jc w:val="left"/>
+            </w:pPr>
+            <w:r>
+              <w:rPr>
+                <w:sz w:val="17"/>
               </w:rPr>
               <w:t xml:space="preserve">Secuencia inválida</w:t>
             </w:r>
@@ -1551,14 +1544,13 @@
           <w:p>
             <w:pPr>
               <w:pStyle w:val="Compact"/>
-              <w:spacing w:line="240" w:lineRule="auto" w:after="0"/>
-              <w:ind w:firstLine="0"/>
-              <w:jc w:val="left"/>
-            </w:pPr>
-            <w:r>
-              <w:rPr>
-                <w:rFonts w:ascii="Times New Roman" w:hAnsi="Times New Roman"/>
-                <w:sz w:val="18"/>
+              <w:spacing w:line="240" w:lineRule="auto" w:after="20"/>
+              <w:ind w:firstLine="0"/>
+              <w:jc w:val="left"/>
+            </w:pPr>
+            <w:r>
+              <w:rPr>
+                <w:sz w:val="17"/>
               </w:rPr>
               <w:t xml:space="preserve">EX-08</w:t>
             </w:r>
@@ -1569,14 +1561,13 @@
           <w:p>
             <w:pPr>
               <w:pStyle w:val="Compact"/>
-              <w:spacing w:line="240" w:lineRule="auto" w:after="0"/>
-              <w:ind w:firstLine="0"/>
-              <w:jc w:val="left"/>
-            </w:pPr>
-            <w:r>
-              <w:rPr>
-                <w:rFonts w:ascii="Times New Roman" w:hAnsi="Times New Roman"/>
-                <w:sz w:val="18"/>
+              <w:spacing w:line="240" w:lineRule="auto" w:after="20"/>
+              <w:ind w:firstLine="0"/>
+              <w:jc w:val="left"/>
+            </w:pPr>
+            <w:r>
+              <w:rPr>
+                <w:sz w:val="17"/>
               </w:rPr>
               <w:t xml:space="preserve">Pago rechazado</w:t>
             </w:r>
@@ -1587,14 +1578,13 @@
           <w:p>
             <w:pPr>
               <w:pStyle w:val="Compact"/>
-              <w:spacing w:line="240" w:lineRule="auto" w:after="0"/>
-              <w:ind w:firstLine="0"/>
-              <w:jc w:val="left"/>
-            </w:pPr>
-            <w:r>
-              <w:rPr>
-                <w:rFonts w:ascii="Times New Roman" w:hAnsi="Times New Roman"/>
-                <w:sz w:val="18"/>
+              <w:spacing w:line="240" w:lineRule="auto" w:after="20"/>
+              <w:ind w:firstLine="0"/>
+              <w:jc w:val="left"/>
+            </w:pPr>
+            <w:r>
+              <w:rPr>
+                <w:sz w:val="17"/>
               </w:rPr>
               <w:t xml:space="preserve">Pedido no aparece abonado</w:t>
             </w:r>
@@ -1605,14 +1595,13 @@
           <w:p>
             <w:pPr>
               <w:pStyle w:val="Compact"/>
-              <w:spacing w:line="240" w:lineRule="auto" w:after="0"/>
-              <w:ind w:firstLine="0"/>
-              <w:jc w:val="left"/>
-            </w:pPr>
-            <w:r>
-              <w:rPr>
-                <w:rFonts w:ascii="Times New Roman" w:hAnsi="Times New Roman"/>
-                <w:sz w:val="18"/>
+              <w:spacing w:line="240" w:lineRule="auto" w:after="20"/>
+              <w:ind w:firstLine="0"/>
+              <w:jc w:val="left"/>
+            </w:pPr>
+            <w:r>
+              <w:rPr>
+                <w:sz w:val="17"/>
               </w:rPr>
               <w:t xml:space="preserve">Sandbox Wompi</w:t>
             </w:r>
@@ -1626,20 +1615,16 @@
       <w:pPr>
         <w:pStyle w:val="Heading2"/>
         <w:keepNext/>
-        <w:ind w:firstLine="0"/>
-      </w:pPr>
-      <w:r>
-        <w:rPr>
-          <w:color w:val="000000"/>
-        </w:rPr>
+        <w:spacing w:line="264" w:lineRule="auto"/>
+      </w:pPr>
+      <w:r>
         <w:t xml:space="preserve">6. Análisis de viabilidad</w:t>
       </w:r>
     </w:p>
     <w:p>
       <w:pPr>
         <w:pStyle w:val="FirstParagraph"/>
-        <w:spacing w:line="480" w:lineRule="auto" w:after="0"/>
-        <w:ind w:firstLine="720"/>
+        <w:spacing w:line="396" w:lineRule="auto" w:after="100"/>
       </w:pPr>
       <w:r>
         <w:rPr>
@@ -1709,20 +1694,16 @@
       <w:pPr>
         <w:pStyle w:val="Heading2"/>
         <w:keepNext/>
-        <w:ind w:firstLine="0"/>
-      </w:pPr>
-      <w:r>
-        <w:rPr>
-          <w:color w:val="000000"/>
-        </w:rPr>
+        <w:spacing w:line="264" w:lineRule="auto"/>
+      </w:pPr>
+      <w:r>
         <w:t xml:space="preserve">7. Hallazgos y decisiones abiertas</w:t>
       </w:r>
     </w:p>
     <w:p>
       <w:pPr>
         <w:pStyle w:val="FirstParagraph"/>
-        <w:spacing w:line="480" w:lineRule="auto" w:after="0"/>
-        <w:ind w:firstLine="720"/>
+        <w:spacing w:line="396" w:lineRule="auto" w:after="100"/>
       </w:pPr>
       <w:r>
         <w:t xml:space="preserve">Los controladores contienen numerosas operaciones, pero el repositorio no demuestra por sí solo la cobertura de tests, permisos en profundidad ni consistencia multi-proveedor de las migraciones. El archivo</w:t>
@@ -1749,20 +1730,16 @@
       <w:pPr>
         <w:pStyle w:val="Heading2"/>
         <w:keepNext/>
-        <w:ind w:firstLine="0"/>
-      </w:pPr>
-      <w:r>
-        <w:rPr>
-          <w:color w:val="000000"/>
-        </w:rPr>
+        <w:spacing w:line="264" w:lineRule="auto"/>
+      </w:pPr>
+      <w:r>
         <w:t xml:space="preserve">8. Fichas ampliadas de casos de uso</w:t>
       </w:r>
     </w:p>
     <w:p>
       <w:pPr>
         <w:pStyle w:val="FirstParagraph"/>
-        <w:spacing w:line="480" w:lineRule="auto" w:after="0"/>
-        <w:ind w:firstLine="720"/>
+        <w:spacing w:line="396" w:lineRule="auto" w:after="100"/>
       </w:pPr>
       <w:r>
         <w:t xml:space="preserve">Los siguientes casos representan flujos reconstruidos desde los contratos conocidos; cada paso debe contrastarse con el servicio y el frontend antes de aprobarse como comportamiento implantado.</w:t>
@@ -1773,20 +1750,16 @@
       <w:pPr>
         <w:pStyle w:val="Heading3"/>
         <w:keepNext/>
-        <w:ind w:firstLine="0"/>
-      </w:pPr>
-      <w:r>
-        <w:rPr>
-          <w:color w:val="000000"/>
-        </w:rPr>
+        <w:spacing w:line="264" w:lineRule="auto"/>
+      </w:pPr>
+      <w:r>
         <w:t xml:space="preserve">CU-01. Autenticación</w:t>
       </w:r>
     </w:p>
     <w:p>
       <w:pPr>
         <w:pStyle w:val="FirstParagraph"/>
-        <w:spacing w:line="480" w:lineRule="auto" w:after="0"/>
-        <w:ind w:firstLine="720"/>
+        <w:spacing w:line="396" w:lineRule="auto" w:after="100"/>
       </w:pPr>
       <w:r>
         <w:rPr>
@@ -1837,8 +1810,7 @@
     <w:p>
       <w:pPr>
         <w:pStyle w:val="BodyText"/>
-        <w:spacing w:line="480" w:lineRule="auto" w:after="0"/>
-        <w:ind w:firstLine="720"/>
+        <w:spacing w:line="396" w:lineRule="auto" w:after="100"/>
       </w:pPr>
       <w:r>
         <w:rPr>
@@ -1873,8 +1845,7 @@
     <w:p>
       <w:pPr>
         <w:pStyle w:val="BodyText"/>
-        <w:spacing w:line="480" w:lineRule="auto" w:after="0"/>
-        <w:ind w:firstLine="720"/>
+        <w:spacing w:line="396" w:lineRule="auto" w:after="100"/>
       </w:pPr>
       <w:r>
         <w:rPr>
@@ -1909,8 +1880,7 @@
     <w:p>
       <w:pPr>
         <w:pStyle w:val="BodyText"/>
-        <w:spacing w:line="480" w:lineRule="auto" w:after="0"/>
-        <w:ind w:firstLine="720"/>
+        <w:spacing w:line="396" w:lineRule="auto" w:after="100"/>
       </w:pPr>
       <w:r>
         <w:rPr>
@@ -1948,20 +1918,16 @@
       <w:pPr>
         <w:pStyle w:val="Heading3"/>
         <w:keepNext/>
-        <w:ind w:firstLine="0"/>
-      </w:pPr>
-      <w:r>
-        <w:rPr>
-          <w:color w:val="000000"/>
-        </w:rPr>
+        <w:spacing w:line="264" w:lineRule="auto"/>
+      </w:pPr>
+      <w:r>
         <w:t xml:space="preserve">CU-02. Catálogo por sede</w:t>
       </w:r>
     </w:p>
     <w:p>
       <w:pPr>
         <w:pStyle w:val="FirstParagraph"/>
-        <w:spacing w:line="480" w:lineRule="auto" w:after="0"/>
-        <w:ind w:firstLine="720"/>
+        <w:spacing w:line="396" w:lineRule="auto" w:after="100"/>
       </w:pPr>
       <w:r>
         <w:rPr>
@@ -2012,8 +1978,7 @@
     <w:p>
       <w:pPr>
         <w:pStyle w:val="BodyText"/>
-        <w:spacing w:line="480" w:lineRule="auto" w:after="0"/>
-        <w:ind w:firstLine="720"/>
+        <w:spacing w:line="396" w:lineRule="auto" w:after="100"/>
       </w:pPr>
       <w:r>
         <w:rPr>
@@ -2048,8 +2013,7 @@
     <w:p>
       <w:pPr>
         <w:pStyle w:val="BodyText"/>
-        <w:spacing w:line="480" w:lineRule="auto" w:after="0"/>
-        <w:ind w:firstLine="720"/>
+        <w:spacing w:line="396" w:lineRule="auto" w:after="100"/>
       </w:pPr>
       <w:r>
         <w:rPr>
@@ -2084,8 +2048,7 @@
     <w:p>
       <w:pPr>
         <w:pStyle w:val="BodyText"/>
-        <w:spacing w:line="480" w:lineRule="auto" w:after="0"/>
-        <w:ind w:firstLine="720"/>
+        <w:spacing w:line="396" w:lineRule="auto" w:after="100"/>
       </w:pPr>
       <w:r>
         <w:rPr>
@@ -2123,20 +2086,16 @@
       <w:pPr>
         <w:pStyle w:val="Heading3"/>
         <w:keepNext/>
-        <w:ind w:firstLine="0"/>
-      </w:pPr>
-      <w:r>
-        <w:rPr>
-          <w:color w:val="000000"/>
-        </w:rPr>
+        <w:spacing w:line="264" w:lineRule="auto"/>
+      </w:pPr>
+      <w:r>
         <w:t xml:space="preserve">CU-03. Pedido para mesa</w:t>
       </w:r>
     </w:p>
     <w:p>
       <w:pPr>
         <w:pStyle w:val="FirstParagraph"/>
-        <w:spacing w:line="480" w:lineRule="auto" w:after="0"/>
-        <w:ind w:firstLine="720"/>
+        <w:spacing w:line="396" w:lineRule="auto" w:after="100"/>
       </w:pPr>
       <w:r>
         <w:rPr>
@@ -2187,8 +2146,7 @@
     <w:p>
       <w:pPr>
         <w:pStyle w:val="BodyText"/>
-        <w:spacing w:line="480" w:lineRule="auto" w:after="0"/>
-        <w:ind w:firstLine="720"/>
+        <w:spacing w:line="396" w:lineRule="auto" w:after="100"/>
       </w:pPr>
       <w:r>
         <w:rPr>
@@ -2223,8 +2181,7 @@
     <w:p>
       <w:pPr>
         <w:pStyle w:val="BodyText"/>
-        <w:spacing w:line="480" w:lineRule="auto" w:after="0"/>
-        <w:ind w:firstLine="720"/>
+        <w:spacing w:line="396" w:lineRule="auto" w:after="100"/>
       </w:pPr>
       <w:r>
         <w:rPr>
@@ -2259,8 +2216,7 @@
     <w:p>
       <w:pPr>
         <w:pStyle w:val="BodyText"/>
-        <w:spacing w:line="480" w:lineRule="auto" w:after="0"/>
-        <w:ind w:firstLine="720"/>
+        <w:spacing w:line="396" w:lineRule="auto" w:after="100"/>
       </w:pPr>
       <w:r>
         <w:rPr>
@@ -2298,20 +2254,16 @@
       <w:pPr>
         <w:pStyle w:val="Heading3"/>
         <w:keepNext/>
-        <w:ind w:firstLine="0"/>
-      </w:pPr>
-      <w:r>
-        <w:rPr>
-          <w:color w:val="000000"/>
-        </w:rPr>
+        <w:spacing w:line="264" w:lineRule="auto"/>
+      </w:pPr>
+      <w:r>
         <w:t xml:space="preserve">CU-04. Pedido para domicilio</w:t>
       </w:r>
     </w:p>
     <w:p>
       <w:pPr>
         <w:pStyle w:val="FirstParagraph"/>
-        <w:spacing w:line="480" w:lineRule="auto" w:after="0"/>
-        <w:ind w:firstLine="720"/>
+        <w:spacing w:line="396" w:lineRule="auto" w:after="100"/>
       </w:pPr>
       <w:r>
         <w:rPr>
@@ -2362,8 +2314,7 @@
     <w:p>
       <w:pPr>
         <w:pStyle w:val="BodyText"/>
-        <w:spacing w:line="480" w:lineRule="auto" w:after="0"/>
-        <w:ind w:firstLine="720"/>
+        <w:spacing w:line="396" w:lineRule="auto" w:after="100"/>
       </w:pPr>
       <w:r>
         <w:rPr>
@@ -2398,8 +2349,7 @@
     <w:p>
       <w:pPr>
         <w:pStyle w:val="BodyText"/>
-        <w:spacing w:line="480" w:lineRule="auto" w:after="0"/>
-        <w:ind w:firstLine="720"/>
+        <w:spacing w:line="396" w:lineRule="auto" w:after="100"/>
       </w:pPr>
       <w:r>
         <w:rPr>
@@ -2434,8 +2384,7 @@
     <w:p>
       <w:pPr>
         <w:pStyle w:val="BodyText"/>
-        <w:spacing w:line="480" w:lineRule="auto" w:after="0"/>
-        <w:ind w:firstLine="720"/>
+        <w:spacing w:line="396" w:lineRule="auto" w:after="100"/>
       </w:pPr>
       <w:r>
         <w:rPr>
@@ -2473,20 +2422,16 @@
       <w:pPr>
         <w:pStyle w:val="Heading3"/>
         <w:keepNext/>
-        <w:ind w:firstLine="0"/>
-      </w:pPr>
-      <w:r>
-        <w:rPr>
-          <w:color w:val="000000"/>
-        </w:rPr>
+        <w:spacing w:line="264" w:lineRule="auto"/>
+      </w:pPr>
+      <w:r>
         <w:t xml:space="preserve">CU-05. Actualización de cocina</w:t>
       </w:r>
     </w:p>
     <w:p>
       <w:pPr>
         <w:pStyle w:val="FirstParagraph"/>
-        <w:spacing w:line="480" w:lineRule="auto" w:after="0"/>
-        <w:ind w:firstLine="720"/>
+        <w:spacing w:line="396" w:lineRule="auto" w:after="100"/>
       </w:pPr>
       <w:r>
         <w:rPr>
@@ -2537,8 +2482,7 @@
     <w:p>
       <w:pPr>
         <w:pStyle w:val="BodyText"/>
-        <w:spacing w:line="480" w:lineRule="auto" w:after="0"/>
-        <w:ind w:firstLine="720"/>
+        <w:spacing w:line="396" w:lineRule="auto" w:after="100"/>
       </w:pPr>
       <w:r>
         <w:rPr>
@@ -2573,8 +2517,7 @@
     <w:p>
       <w:pPr>
         <w:pStyle w:val="BodyText"/>
-        <w:spacing w:line="480" w:lineRule="auto" w:after="0"/>
-        <w:ind w:firstLine="720"/>
+        <w:spacing w:line="396" w:lineRule="auto" w:after="100"/>
       </w:pPr>
       <w:r>
         <w:rPr>
@@ -2609,8 +2552,7 @@
     <w:p>
       <w:pPr>
         <w:pStyle w:val="BodyText"/>
-        <w:spacing w:line="480" w:lineRule="auto" w:after="0"/>
-        <w:ind w:firstLine="720"/>
+        <w:spacing w:line="396" w:lineRule="auto" w:after="100"/>
       </w:pPr>
       <w:r>
         <w:rPr>
@@ -2648,20 +2590,16 @@
       <w:pPr>
         <w:pStyle w:val="Heading3"/>
         <w:keepNext/>
-        <w:ind w:firstLine="0"/>
-      </w:pPr>
-      <w:r>
-        <w:rPr>
-          <w:color w:val="000000"/>
-        </w:rPr>
+        <w:spacing w:line="264" w:lineRule="auto"/>
+      </w:pPr>
+      <w:r>
         <w:t xml:space="preserve">CU-06. Cancelación del pedido</w:t>
       </w:r>
     </w:p>
     <w:p>
       <w:pPr>
         <w:pStyle w:val="FirstParagraph"/>
-        <w:spacing w:line="480" w:lineRule="auto" w:after="0"/>
-        <w:ind w:firstLine="720"/>
+        <w:spacing w:line="396" w:lineRule="auto" w:after="100"/>
       </w:pPr>
       <w:r>
         <w:rPr>
@@ -2712,8 +2650,7 @@
     <w:p>
       <w:pPr>
         <w:pStyle w:val="BodyText"/>
-        <w:spacing w:line="480" w:lineRule="auto" w:after="0"/>
-        <w:ind w:firstLine="720"/>
+        <w:spacing w:line="396" w:lineRule="auto" w:after="100"/>
       </w:pPr>
       <w:r>
         <w:rPr>
@@ -2748,8 +2685,7 @@
     <w:p>
       <w:pPr>
         <w:pStyle w:val="BodyText"/>
-        <w:spacing w:line="480" w:lineRule="auto" w:after="0"/>
-        <w:ind w:firstLine="720"/>
+        <w:spacing w:line="396" w:lineRule="auto" w:after="100"/>
       </w:pPr>
       <w:r>
         <w:rPr>
@@ -2784,8 +2720,7 @@
     <w:p>
       <w:pPr>
         <w:pStyle w:val="BodyText"/>
-        <w:spacing w:line="480" w:lineRule="auto" w:after="0"/>
-        <w:ind w:firstLine="720"/>
+        <w:spacing w:line="396" w:lineRule="auto" w:after="100"/>
       </w:pPr>
       <w:r>
         <w:rPr>
@@ -2823,20 +2758,16 @@
       <w:pPr>
         <w:pStyle w:val="Heading3"/>
         <w:keepNext/>
-        <w:ind w:firstLine="0"/>
-      </w:pPr>
-      <w:r>
-        <w:rPr>
-          <w:color w:val="000000"/>
-        </w:rPr>
+        <w:spacing w:line="264" w:lineRule="auto"/>
+      </w:pPr>
+      <w:r>
         <w:t xml:space="preserve">CU-07. Pago presencial</w:t>
       </w:r>
     </w:p>
     <w:p>
       <w:pPr>
         <w:pStyle w:val="FirstParagraph"/>
-        <w:spacing w:line="480" w:lineRule="auto" w:after="0"/>
-        <w:ind w:firstLine="720"/>
+        <w:spacing w:line="396" w:lineRule="auto" w:after="100"/>
       </w:pPr>
       <w:r>
         <w:rPr>
@@ -2887,8 +2818,7 @@
     <w:p>
       <w:pPr>
         <w:pStyle w:val="BodyText"/>
-        <w:spacing w:line="480" w:lineRule="auto" w:after="0"/>
-        <w:ind w:firstLine="720"/>
+        <w:spacing w:line="396" w:lineRule="auto" w:after="100"/>
       </w:pPr>
       <w:r>
         <w:rPr>
@@ -2923,8 +2853,7 @@
     <w:p>
       <w:pPr>
         <w:pStyle w:val="BodyText"/>
-        <w:spacing w:line="480" w:lineRule="auto" w:after="0"/>
-        <w:ind w:firstLine="720"/>
+        <w:spacing w:line="396" w:lineRule="auto" w:after="100"/>
       </w:pPr>
       <w:r>
         <w:rPr>
@@ -2959,8 +2888,7 @@
     <w:p>
       <w:pPr>
         <w:pStyle w:val="BodyText"/>
-        <w:spacing w:line="480" w:lineRule="auto" w:after="0"/>
-        <w:ind w:firstLine="720"/>
+        <w:spacing w:line="396" w:lineRule="auto" w:after="100"/>
       </w:pPr>
       <w:r>
         <w:rPr>
@@ -2998,20 +2926,16 @@
       <w:pPr>
         <w:pStyle w:val="Heading3"/>
         <w:keepNext/>
-        <w:ind w:firstLine="0"/>
-      </w:pPr>
-      <w:r>
-        <w:rPr>
-          <w:color w:val="000000"/>
-        </w:rPr>
+        <w:spacing w:line="264" w:lineRule="auto"/>
+      </w:pPr>
+      <w:r>
         <w:t xml:space="preserve">CU-08. Pago Wompi</w:t>
       </w:r>
     </w:p>
     <w:p>
       <w:pPr>
         <w:pStyle w:val="FirstParagraph"/>
-        <w:spacing w:line="480" w:lineRule="auto" w:after="0"/>
-        <w:ind w:firstLine="720"/>
+        <w:spacing w:line="396" w:lineRule="auto" w:after="100"/>
       </w:pPr>
       <w:r>
         <w:rPr>
@@ -3062,8 +2986,7 @@
     <w:p>
       <w:pPr>
         <w:pStyle w:val="BodyText"/>
-        <w:spacing w:line="480" w:lineRule="auto" w:after="0"/>
-        <w:ind w:firstLine="720"/>
+        <w:spacing w:line="396" w:lineRule="auto" w:after="100"/>
       </w:pPr>
       <w:r>
         <w:rPr>
@@ -3098,8 +3021,7 @@
     <w:p>
       <w:pPr>
         <w:pStyle w:val="BodyText"/>
-        <w:spacing w:line="480" w:lineRule="auto" w:after="0"/>
-        <w:ind w:firstLine="720"/>
+        <w:spacing w:line="396" w:lineRule="auto" w:after="100"/>
       </w:pPr>
       <w:r>
         <w:rPr>
@@ -3134,8 +3056,7 @@
     <w:p>
       <w:pPr>
         <w:pStyle w:val="BodyText"/>
-        <w:spacing w:line="480" w:lineRule="auto" w:after="0"/>
-        <w:ind w:firstLine="720"/>
+        <w:spacing w:line="396" w:lineRule="auto" w:after="100"/>
       </w:pPr>
       <w:r>
         <w:rPr>
@@ -3173,20 +3094,16 @@
       <w:pPr>
         <w:pStyle w:val="Heading3"/>
         <w:keepNext/>
-        <w:ind w:firstLine="0"/>
-      </w:pPr>
-      <w:r>
-        <w:rPr>
-          <w:color w:val="000000"/>
-        </w:rPr>
+        <w:spacing w:line="264" w:lineRule="auto"/>
+      </w:pPr>
+      <w:r>
         <w:t xml:space="preserve">CU-09. Pago por QR</w:t>
       </w:r>
     </w:p>
     <w:p>
       <w:pPr>
         <w:pStyle w:val="FirstParagraph"/>
-        <w:spacing w:line="480" w:lineRule="auto" w:after="0"/>
-        <w:ind w:firstLine="720"/>
+        <w:spacing w:line="396" w:lineRule="auto" w:after="100"/>
       </w:pPr>
       <w:r>
         <w:rPr>
@@ -3237,8 +3154,7 @@
     <w:p>
       <w:pPr>
         <w:pStyle w:val="BodyText"/>
-        <w:spacing w:line="480" w:lineRule="auto" w:after="0"/>
-        <w:ind w:firstLine="720"/>
+        <w:spacing w:line="396" w:lineRule="auto" w:after="100"/>
       </w:pPr>
       <w:r>
         <w:rPr>
@@ -3273,8 +3189,7 @@
     <w:p>
       <w:pPr>
         <w:pStyle w:val="BodyText"/>
-        <w:spacing w:line="480" w:lineRule="auto" w:after="0"/>
-        <w:ind w:firstLine="720"/>
+        <w:spacing w:line="396" w:lineRule="auto" w:after="100"/>
       </w:pPr>
       <w:r>
         <w:rPr>
@@ -3309,8 +3224,7 @@
     <w:p>
       <w:pPr>
         <w:pStyle w:val="BodyText"/>
-        <w:spacing w:line="480" w:lineRule="auto" w:after="0"/>
-        <w:ind w:firstLine="720"/>
+        <w:spacing w:line="396" w:lineRule="auto" w:after="100"/>
       </w:pPr>
       <w:r>
         <w:rPr>
@@ -3348,20 +3262,16 @@
       <w:pPr>
         <w:pStyle w:val="Heading3"/>
         <w:keepNext/>
-        <w:ind w:firstLine="0"/>
-      </w:pPr>
-      <w:r>
-        <w:rPr>
-          <w:color w:val="000000"/>
-        </w:rPr>
+        <w:spacing w:line="264" w:lineRule="auto"/>
+      </w:pPr>
+      <w:r>
         <w:t xml:space="preserve">CU-10. Asignación de domicilio</w:t>
       </w:r>
     </w:p>
     <w:p>
       <w:pPr>
         <w:pStyle w:val="FirstParagraph"/>
-        <w:spacing w:line="480" w:lineRule="auto" w:after="0"/>
-        <w:ind w:firstLine="720"/>
+        <w:spacing w:line="396" w:lineRule="auto" w:after="100"/>
       </w:pPr>
       <w:r>
         <w:rPr>
@@ -3412,8 +3322,7 @@
     <w:p>
       <w:pPr>
         <w:pStyle w:val="BodyText"/>
-        <w:spacing w:line="480" w:lineRule="auto" w:after="0"/>
-        <w:ind w:firstLine="720"/>
+        <w:spacing w:line="396" w:lineRule="auto" w:after="100"/>
       </w:pPr>
       <w:r>
         <w:rPr>
@@ -3448,8 +3357,7 @@
     <w:p>
       <w:pPr>
         <w:pStyle w:val="BodyText"/>
-        <w:spacing w:line="480" w:lineRule="auto" w:after="0"/>
-        <w:ind w:firstLine="720"/>
+        <w:spacing w:line="396" w:lineRule="auto" w:after="100"/>
       </w:pPr>
       <w:r>
         <w:rPr>
@@ -3484,8 +3392,7 @@
     <w:p>
       <w:pPr>
         <w:pStyle w:val="BodyText"/>
-        <w:spacing w:line="480" w:lineRule="auto" w:after="0"/>
-        <w:ind w:firstLine="720"/>
+        <w:spacing w:line="396" w:lineRule="auto" w:after="100"/>
       </w:pPr>
       <w:r>
         <w:rPr>
@@ -3523,20 +3430,16 @@
       <w:pPr>
         <w:pStyle w:val="Heading3"/>
         <w:keepNext/>
-        <w:ind w:firstLine="0"/>
-      </w:pPr>
-      <w:r>
-        <w:rPr>
-          <w:color w:val="000000"/>
-        </w:rPr>
+        <w:spacing w:line="264" w:lineRule="auto"/>
+      </w:pPr>
+      <w:r>
         <w:t xml:space="preserve">CU-11. Entrega a domicilio</w:t>
       </w:r>
     </w:p>
     <w:p>
       <w:pPr>
         <w:pStyle w:val="FirstParagraph"/>
-        <w:spacing w:line="480" w:lineRule="auto" w:after="0"/>
-        <w:ind w:firstLine="720"/>
+        <w:spacing w:line="396" w:lineRule="auto" w:after="100"/>
       </w:pPr>
       <w:r>
         <w:rPr>
@@ -3587,8 +3490,7 @@
     <w:p>
       <w:pPr>
         <w:pStyle w:val="BodyText"/>
-        <w:spacing w:line="480" w:lineRule="auto" w:after="0"/>
-        <w:ind w:firstLine="720"/>
+        <w:spacing w:line="396" w:lineRule="auto" w:after="100"/>
       </w:pPr>
       <w:r>
         <w:rPr>
@@ -3623,8 +3525,7 @@
     <w:p>
       <w:pPr>
         <w:pStyle w:val="BodyText"/>
-        <w:spacing w:line="480" w:lineRule="auto" w:after="0"/>
-        <w:ind w:firstLine="720"/>
+        <w:spacing w:line="396" w:lineRule="auto" w:after="100"/>
       </w:pPr>
       <w:r>
         <w:rPr>
@@ -3659,8 +3560,7 @@
     <w:p>
       <w:pPr>
         <w:pStyle w:val="BodyText"/>
-        <w:spacing w:line="480" w:lineRule="auto" w:after="0"/>
-        <w:ind w:firstLine="720"/>
+        <w:spacing w:line="396" w:lineRule="auto" w:after="100"/>
       </w:pPr>
       <w:r>
         <w:rPr>
@@ -3698,20 +3598,16 @@
       <w:pPr>
         <w:pStyle w:val="Heading3"/>
         <w:keepNext/>
-        <w:ind w:firstLine="0"/>
-      </w:pPr>
-      <w:r>
-        <w:rPr>
-          <w:color w:val="000000"/>
-        </w:rPr>
+        <w:spacing w:line="264" w:lineRule="auto"/>
+      </w:pPr>
+      <w:r>
         <w:t xml:space="preserve">CU-12. Calificación</w:t>
       </w:r>
     </w:p>
     <w:p>
       <w:pPr>
         <w:pStyle w:val="FirstParagraph"/>
-        <w:spacing w:line="480" w:lineRule="auto" w:after="0"/>
-        <w:ind w:firstLine="720"/>
+        <w:spacing w:line="396" w:lineRule="auto" w:after="100"/>
       </w:pPr>
       <w:r>
         <w:rPr>
@@ -3762,8 +3658,7 @@
     <w:p>
       <w:pPr>
         <w:pStyle w:val="BodyText"/>
-        <w:spacing w:line="480" w:lineRule="auto" w:after="0"/>
-        <w:ind w:firstLine="720"/>
+        <w:spacing w:line="396" w:lineRule="auto" w:after="100"/>
       </w:pPr>
       <w:r>
         <w:rPr>
@@ -3798,8 +3693,7 @@
     <w:p>
       <w:pPr>
         <w:pStyle w:val="BodyText"/>
-        <w:spacing w:line="480" w:lineRule="auto" w:after="0"/>
-        <w:ind w:firstLine="720"/>
+        <w:spacing w:line="396" w:lineRule="auto" w:after="100"/>
       </w:pPr>
       <w:r>
         <w:rPr>
@@ -3834,8 +3728,7 @@
     <w:p>
       <w:pPr>
         <w:pStyle w:val="BodyText"/>
-        <w:spacing w:line="480" w:lineRule="auto" w:after="0"/>
-        <w:ind w:firstLine="720"/>
+        <w:spacing w:line="396" w:lineRule="auto" w:after="100"/>
       </w:pPr>
       <w:r>
         <w:rPr>
@@ -3873,20 +3766,16 @@
       <w:pPr>
         <w:pStyle w:val="Heading3"/>
         <w:keepNext/>
-        <w:ind w:firstLine="0"/>
-      </w:pPr>
-      <w:r>
-        <w:rPr>
-          <w:color w:val="000000"/>
-        </w:rPr>
+        <w:spacing w:line="264" w:lineRule="auto"/>
+      </w:pPr>
+      <w:r>
         <w:t xml:space="preserve">CU-13. Administración de sedes</w:t>
       </w:r>
     </w:p>
     <w:p>
       <w:pPr>
         <w:pStyle w:val="FirstParagraph"/>
-        <w:spacing w:line="480" w:lineRule="auto" w:after="0"/>
-        <w:ind w:firstLine="720"/>
+        <w:spacing w:line="396" w:lineRule="auto" w:after="100"/>
       </w:pPr>
       <w:r>
         <w:rPr>
@@ -3937,8 +3826,7 @@
     <w:p>
       <w:pPr>
         <w:pStyle w:val="BodyText"/>
-        <w:spacing w:line="480" w:lineRule="auto" w:after="0"/>
-        <w:ind w:firstLine="720"/>
+        <w:spacing w:line="396" w:lineRule="auto" w:after="100"/>
       </w:pPr>
       <w:r>
         <w:rPr>
@@ -3973,8 +3861,7 @@
     <w:p>
       <w:pPr>
         <w:pStyle w:val="BodyText"/>
-        <w:spacing w:line="480" w:lineRule="auto" w:after="0"/>
-        <w:ind w:firstLine="720"/>
+        <w:spacing w:line="396" w:lineRule="auto" w:after="100"/>
       </w:pPr>
       <w:r>
         <w:rPr>
@@ -4009,8 +3896,7 @@
     <w:p>
       <w:pPr>
         <w:pStyle w:val="BodyText"/>
-        <w:spacing w:line="480" w:lineRule="auto" w:after="0"/>
-        <w:ind w:firstLine="720"/>
+        <w:spacing w:line="396" w:lineRule="auto" w:after="100"/>
       </w:pPr>
       <w:r>
         <w:rPr>
@@ -4048,20 +3934,16 @@
       <w:pPr>
         <w:pStyle w:val="Heading3"/>
         <w:keepNext/>
-        <w:ind w:firstLine="0"/>
-      </w:pPr>
-      <w:r>
-        <w:rPr>
-          <w:color w:val="000000"/>
-        </w:rPr>
+        <w:spacing w:line="264" w:lineRule="auto"/>
+      </w:pPr>
+      <w:r>
         <w:t xml:space="preserve">CU-14. Notificación en tiempo real</w:t>
       </w:r>
     </w:p>
     <w:p>
       <w:pPr>
         <w:pStyle w:val="FirstParagraph"/>
-        <w:spacing w:line="480" w:lineRule="auto" w:after="0"/>
-        <w:ind w:firstLine="720"/>
+        <w:spacing w:line="396" w:lineRule="auto" w:after="100"/>
       </w:pPr>
       <w:r>
         <w:rPr>
@@ -4112,8 +3994,7 @@
     <w:p>
       <w:pPr>
         <w:pStyle w:val="BodyText"/>
-        <w:spacing w:line="480" w:lineRule="auto" w:after="0"/>
-        <w:ind w:firstLine="720"/>
+        <w:spacing w:line="396" w:lineRule="auto" w:after="100"/>
       </w:pPr>
       <w:r>
         <w:rPr>
@@ -4148,8 +4029,7 @@
     <w:p>
       <w:pPr>
         <w:pStyle w:val="BodyText"/>
-        <w:spacing w:line="480" w:lineRule="auto" w:after="0"/>
-        <w:ind w:firstLine="720"/>
+        <w:spacing w:line="396" w:lineRule="auto" w:after="100"/>
       </w:pPr>
       <w:r>
         <w:rPr>
@@ -4184,8 +4064,7 @@
     <w:p>
       <w:pPr>
         <w:pStyle w:val="BodyText"/>
-        <w:spacing w:line="480" w:lineRule="auto" w:after="0"/>
-        <w:ind w:firstLine="720"/>
+        <w:spacing w:line="396" w:lineRule="auto" w:after="100"/>
       </w:pPr>
       <w:r>
         <w:rPr>
@@ -4224,12 +4103,9 @@
       <w:pPr>
         <w:pStyle w:val="Heading2"/>
         <w:keepNext/>
-        <w:ind w:firstLine="0"/>
-      </w:pPr>
-      <w:r>
-        <w:rPr>
-          <w:color w:val="000000"/>
-        </w:rPr>
+        <w:spacing w:line="264" w:lineRule="auto"/>
+      </w:pPr>
+      <w:r>
         <w:t xml:space="preserve">9. Modelo de actores, permisos y límites</w:t>
       </w:r>
     </w:p>
@@ -4238,7 +4114,7 @@
         <w:tblStyle w:val="Table"/>
         <w:tblW w:type="pct" w:w="5000"/>
         <w:jc w:val="left"/>
-        <w:tblLayout w:type="fixed"/>
+        <w:tblLayout w:type="autofit"/>
         <w:tblLook w:firstRow="1" w:lastRow="0" w:firstColumn="0" w:lastColumn="0" w:noHBand="0" w:noVBand="0" w:val="0020"/>
       </w:tblPr>
       <w:tblGrid>
@@ -4257,14 +4133,14 @@
           <w:p>
             <w:pPr>
               <w:pStyle w:val="Compact"/>
-              <w:spacing w:line="240" w:lineRule="auto" w:after="0"/>
-              <w:ind w:firstLine="0"/>
-              <w:jc w:val="left"/>
-            </w:pPr>
-            <w:r>
-              <w:rPr>
-                <w:rFonts w:ascii="Times New Roman" w:hAnsi="Times New Roman"/>
-                <w:sz w:val="18"/>
+              <w:spacing w:line="240" w:lineRule="auto" w:after="20"/>
+              <w:ind w:firstLine="0"/>
+              <w:jc w:val="left"/>
+            </w:pPr>
+            <w:r>
+              <w:rPr>
+                <w:b/>
+                <w:sz w:val="17"/>
               </w:rPr>
               <w:t xml:space="preserve">Actor</w:t>
             </w:r>
@@ -4275,14 +4151,14 @@
           <w:p>
             <w:pPr>
               <w:pStyle w:val="Compact"/>
-              <w:spacing w:line="240" w:lineRule="auto" w:after="0"/>
-              <w:ind w:firstLine="0"/>
-              <w:jc w:val="left"/>
-            </w:pPr>
-            <w:r>
-              <w:rPr>
-                <w:rFonts w:ascii="Times New Roman" w:hAnsi="Times New Roman"/>
-                <w:sz w:val="18"/>
+              <w:spacing w:line="240" w:lineRule="auto" w:after="20"/>
+              <w:ind w:firstLine="0"/>
+              <w:jc w:val="left"/>
+            </w:pPr>
+            <w:r>
+              <w:rPr>
+                <w:b/>
+                <w:sz w:val="17"/>
               </w:rPr>
               <w:t xml:space="preserve">Datos propios</w:t>
             </w:r>
@@ -4293,14 +4169,14 @@
           <w:p>
             <w:pPr>
               <w:pStyle w:val="Compact"/>
-              <w:spacing w:line="240" w:lineRule="auto" w:after="0"/>
-              <w:ind w:firstLine="0"/>
-              <w:jc w:val="left"/>
-            </w:pPr>
-            <w:r>
-              <w:rPr>
-                <w:rFonts w:ascii="Times New Roman" w:hAnsi="Times New Roman"/>
-                <w:sz w:val="18"/>
+              <w:spacing w:line="240" w:lineRule="auto" w:after="20"/>
+              <w:ind w:firstLine="0"/>
+              <w:jc w:val="left"/>
+            </w:pPr>
+            <w:r>
+              <w:rPr>
+                <w:b/>
+                <w:sz w:val="17"/>
               </w:rPr>
               <w:t xml:space="preserve">Operación usual</w:t>
             </w:r>
@@ -4311,14 +4187,14 @@
           <w:p>
             <w:pPr>
               <w:pStyle w:val="Compact"/>
-              <w:spacing w:line="240" w:lineRule="auto" w:after="0"/>
-              <w:ind w:firstLine="0"/>
-              <w:jc w:val="left"/>
-            </w:pPr>
-            <w:r>
-              <w:rPr>
-                <w:rFonts w:ascii="Times New Roman" w:hAnsi="Times New Roman"/>
-                <w:sz w:val="18"/>
+              <w:spacing w:line="240" w:lineRule="auto" w:after="20"/>
+              <w:ind w:firstLine="0"/>
+              <w:jc w:val="left"/>
+            </w:pPr>
+            <w:r>
+              <w:rPr>
+                <w:b/>
+                <w:sz w:val="17"/>
               </w:rPr>
               <w:t xml:space="preserve">Riesgo crítico de autorización</w:t>
             </w:r>
@@ -4331,14 +4207,13 @@
           <w:p>
             <w:pPr>
               <w:pStyle w:val="Compact"/>
-              <w:spacing w:line="240" w:lineRule="auto" w:after="0"/>
-              <w:ind w:firstLine="0"/>
-              <w:jc w:val="left"/>
-            </w:pPr>
-            <w:r>
-              <w:rPr>
-                <w:rFonts w:ascii="Times New Roman" w:hAnsi="Times New Roman"/>
-                <w:sz w:val="18"/>
+              <w:spacing w:line="240" w:lineRule="auto" w:after="20"/>
+              <w:ind w:firstLine="0"/>
+              <w:jc w:val="left"/>
+            </w:pPr>
+            <w:r>
+              <w:rPr>
+                <w:sz w:val="17"/>
               </w:rPr>
               <w:t xml:space="preserve">Cliente</w:t>
             </w:r>
@@ -4349,14 +4224,13 @@
           <w:p>
             <w:pPr>
               <w:pStyle w:val="Compact"/>
-              <w:spacing w:line="240" w:lineRule="auto" w:after="0"/>
-              <w:ind w:firstLine="0"/>
-              <w:jc w:val="left"/>
-            </w:pPr>
-            <w:r>
-              <w:rPr>
-                <w:rFonts w:ascii="Times New Roman" w:hAnsi="Times New Roman"/>
-                <w:sz w:val="18"/>
+              <w:spacing w:line="240" w:lineRule="auto" w:after="20"/>
+              <w:ind w:firstLine="0"/>
+              <w:jc w:val="left"/>
+            </w:pPr>
+            <w:r>
+              <w:rPr>
+                <w:sz w:val="17"/>
               </w:rPr>
               <w:t xml:space="preserve">pedidos, direcciones y perfil</w:t>
             </w:r>
@@ -4367,14 +4241,13 @@
           <w:p>
             <w:pPr>
               <w:pStyle w:val="Compact"/>
-              <w:spacing w:line="240" w:lineRule="auto" w:after="0"/>
-              <w:ind w:firstLine="0"/>
-              <w:jc w:val="left"/>
-            </w:pPr>
-            <w:r>
-              <w:rPr>
-                <w:rFonts w:ascii="Times New Roman" w:hAnsi="Times New Roman"/>
-                <w:sz w:val="18"/>
+              <w:spacing w:line="240" w:lineRule="auto" w:after="20"/>
+              <w:ind w:firstLine="0"/>
+              <w:jc w:val="left"/>
+            </w:pPr>
+            <w:r>
+              <w:rPr>
+                <w:sz w:val="17"/>
               </w:rPr>
               <w:t xml:space="preserve">consulta propia, pedidos, pago, cancelación</w:t>
             </w:r>
@@ -4385,14 +4258,13 @@
           <w:p>
             <w:pPr>
               <w:pStyle w:val="Compact"/>
-              <w:spacing w:line="240" w:lineRule="auto" w:after="0"/>
-              <w:ind w:firstLine="0"/>
-              <w:jc w:val="left"/>
-            </w:pPr>
-            <w:r>
-              <w:rPr>
-                <w:rFonts w:ascii="Times New Roman" w:hAnsi="Times New Roman"/>
-                <w:sz w:val="18"/>
+              <w:spacing w:line="240" w:lineRule="auto" w:after="20"/>
+              <w:ind w:firstLine="0"/>
+              <w:jc w:val="left"/>
+            </w:pPr>
+            <w:r>
+              <w:rPr>
+                <w:sz w:val="17"/>
               </w:rPr>
               <w:t xml:space="preserve">IDOR: acceder a pedido ajeno</w:t>
             </w:r>
@@ -4405,14 +4277,13 @@
           <w:p>
             <w:pPr>
               <w:pStyle w:val="Compact"/>
-              <w:spacing w:line="240" w:lineRule="auto" w:after="0"/>
-              <w:ind w:firstLine="0"/>
-              <w:jc w:val="left"/>
-            </w:pPr>
-            <w:r>
-              <w:rPr>
-                <w:rFonts w:ascii="Times New Roman" w:hAnsi="Times New Roman"/>
-                <w:sz w:val="18"/>
+              <w:spacing w:line="240" w:lineRule="auto" w:after="20"/>
+              <w:ind w:firstLine="0"/>
+              <w:jc w:val="left"/>
+            </w:pPr>
+            <w:r>
+              <w:rPr>
+                <w:sz w:val="17"/>
               </w:rPr>
               <w:t xml:space="preserve">Cajero</w:t>
             </w:r>
@@ -4423,14 +4294,13 @@
           <w:p>
             <w:pPr>
               <w:pStyle w:val="Compact"/>
-              <w:spacing w:line="240" w:lineRule="auto" w:after="0"/>
-              <w:ind w:firstLine="0"/>
-              <w:jc w:val="left"/>
-            </w:pPr>
-            <w:r>
-              <w:rPr>
-                <w:rFonts w:ascii="Times New Roman" w:hAnsi="Times New Roman"/>
-                <w:sz w:val="18"/>
+              <w:spacing w:line="240" w:lineRule="auto" w:after="20"/>
+              <w:ind w:firstLine="0"/>
+              <w:jc w:val="left"/>
+            </w:pPr>
+            <w:r>
+              <w:rPr>
+                <w:sz w:val="17"/>
               </w:rPr>
               <w:t xml:space="preserve">caja de turno, pedidos</w:t>
             </w:r>
@@ -4441,14 +4311,13 @@
           <w:p>
             <w:pPr>
               <w:pStyle w:val="Compact"/>
-              <w:spacing w:line="240" w:lineRule="auto" w:after="0"/>
-              <w:ind w:firstLine="0"/>
-              <w:jc w:val="left"/>
-            </w:pPr>
-            <w:r>
-              <w:rPr>
-                <w:rFonts w:ascii="Times New Roman" w:hAnsi="Times New Roman"/>
-                <w:sz w:val="18"/>
+              <w:spacing w:line="240" w:lineRule="auto" w:after="20"/>
+              <w:ind w:firstLine="0"/>
+              <w:jc w:val="left"/>
+            </w:pPr>
+            <w:r>
+              <w:rPr>
+                <w:sz w:val="17"/>
               </w:rPr>
               <w:t xml:space="preserve">cobro presencial, QR, cierre</w:t>
             </w:r>
@@ -4459,14 +4328,13 @@
           <w:p>
             <w:pPr>
               <w:pStyle w:val="Compact"/>
-              <w:spacing w:line="240" w:lineRule="auto" w:after="0"/>
-              <w:ind w:firstLine="0"/>
-              <w:jc w:val="left"/>
-            </w:pPr>
-            <w:r>
-              <w:rPr>
-                <w:rFonts w:ascii="Times New Roman" w:hAnsi="Times New Roman"/>
-                <w:sz w:val="18"/>
+              <w:spacing w:line="240" w:lineRule="auto" w:after="20"/>
+              <w:ind w:firstLine="0"/>
+              <w:jc w:val="left"/>
+            </w:pPr>
+            <w:r>
+              <w:rPr>
+                <w:sz w:val="17"/>
               </w:rPr>
               <w:t xml:space="preserve">mezclar pagos de otro empleado</w:t>
             </w:r>
@@ -4479,14 +4347,13 @@
           <w:p>
             <w:pPr>
               <w:pStyle w:val="Compact"/>
-              <w:spacing w:line="240" w:lineRule="auto" w:after="0"/>
-              <w:ind w:firstLine="0"/>
-              <w:jc w:val="left"/>
-            </w:pPr>
-            <w:r>
-              <w:rPr>
-                <w:rFonts w:ascii="Times New Roman" w:hAnsi="Times New Roman"/>
-                <w:sz w:val="18"/>
+              <w:spacing w:line="240" w:lineRule="auto" w:after="20"/>
+              <w:ind w:firstLine="0"/>
+              <w:jc w:val="left"/>
+            </w:pPr>
+            <w:r>
+              <w:rPr>
+                <w:sz w:val="17"/>
               </w:rPr>
               <w:t xml:space="preserve">Mesero</w:t>
             </w:r>
@@ -4497,14 +4364,13 @@
           <w:p>
             <w:pPr>
               <w:pStyle w:val="Compact"/>
-              <w:spacing w:line="240" w:lineRule="auto" w:after="0"/>
-              <w:ind w:firstLine="0"/>
-              <w:jc w:val="left"/>
-            </w:pPr>
-            <w:r>
-              <w:rPr>
-                <w:rFonts w:ascii="Times New Roman" w:hAnsi="Times New Roman"/>
-                <w:sz w:val="18"/>
+              <w:spacing w:line="240" w:lineRule="auto" w:after="20"/>
+              <w:ind w:firstLine="0"/>
+              <w:jc w:val="left"/>
+            </w:pPr>
+            <w:r>
+              <w:rPr>
+                <w:sz w:val="17"/>
               </w:rPr>
               <w:t xml:space="preserve">mesas y órdenes de sede</w:t>
             </w:r>
@@ -4515,14 +4381,13 @@
           <w:p>
             <w:pPr>
               <w:pStyle w:val="Compact"/>
-              <w:spacing w:line="240" w:lineRule="auto" w:after="0"/>
-              <w:ind w:firstLine="0"/>
-              <w:jc w:val="left"/>
-            </w:pPr>
-            <w:r>
-              <w:rPr>
-                <w:rFonts w:ascii="Times New Roman" w:hAnsi="Times New Roman"/>
-                <w:sz w:val="18"/>
+              <w:spacing w:line="240" w:lineRule="auto" w:after="20"/>
+              <w:ind w:firstLine="0"/>
+              <w:jc w:val="left"/>
+            </w:pPr>
+            <w:r>
+              <w:rPr>
+                <w:sz w:val="17"/>
               </w:rPr>
               <w:t xml:space="preserve">tomar/editar pedido</w:t>
             </w:r>
@@ -4533,14 +4398,13 @@
           <w:p>
             <w:pPr>
               <w:pStyle w:val="Compact"/>
-              <w:spacing w:line="240" w:lineRule="auto" w:after="0"/>
-              <w:ind w:firstLine="0"/>
-              <w:jc w:val="left"/>
-            </w:pPr>
-            <w:r>
-              <w:rPr>
-                <w:rFonts w:ascii="Times New Roman" w:hAnsi="Times New Roman"/>
-                <w:sz w:val="18"/>
+              <w:spacing w:line="240" w:lineRule="auto" w:after="20"/>
+              <w:ind w:firstLine="0"/>
+              <w:jc w:val="left"/>
+            </w:pPr>
+            <w:r>
+              <w:rPr>
+                <w:sz w:val="17"/>
               </w:rPr>
               <w:t xml:space="preserve">editar mesas fuera de sede</w:t>
             </w:r>
@@ -4553,14 +4417,13 @@
           <w:p>
             <w:pPr>
               <w:pStyle w:val="Compact"/>
-              <w:spacing w:line="240" w:lineRule="auto" w:after="0"/>
-              <w:ind w:firstLine="0"/>
-              <w:jc w:val="left"/>
-            </w:pPr>
-            <w:r>
-              <w:rPr>
-                <w:rFonts w:ascii="Times New Roman" w:hAnsi="Times New Roman"/>
-                <w:sz w:val="18"/>
+              <w:spacing w:line="240" w:lineRule="auto" w:after="20"/>
+              <w:ind w:firstLine="0"/>
+              <w:jc w:val="left"/>
+            </w:pPr>
+            <w:r>
+              <w:rPr>
+                <w:sz w:val="17"/>
               </w:rPr>
               <w:t xml:space="preserve">Cocinero</w:t>
             </w:r>
@@ -4571,14 +4434,13 @@
           <w:p>
             <w:pPr>
               <w:pStyle w:val="Compact"/>
-              <w:spacing w:line="240" w:lineRule="auto" w:after="0"/>
-              <w:ind w:firstLine="0"/>
-              <w:jc w:val="left"/>
-            </w:pPr>
-            <w:r>
-              <w:rPr>
-                <w:rFonts w:ascii="Times New Roman" w:hAnsi="Times New Roman"/>
-                <w:sz w:val="18"/>
+              <w:spacing w:line="240" w:lineRule="auto" w:after="20"/>
+              <w:ind w:firstLine="0"/>
+              <w:jc w:val="left"/>
+            </w:pPr>
+            <w:r>
+              <w:rPr>
+                <w:sz w:val="17"/>
               </w:rPr>
               <w:t xml:space="preserve">cola de preparación</w:t>
             </w:r>
@@ -4589,14 +4451,13 @@
           <w:p>
             <w:pPr>
               <w:pStyle w:val="Compact"/>
-              <w:spacing w:line="240" w:lineRule="auto" w:after="0"/>
-              <w:ind w:firstLine="0"/>
-              <w:jc w:val="left"/>
-            </w:pPr>
-            <w:r>
-              <w:rPr>
-                <w:rFonts w:ascii="Times New Roman" w:hAnsi="Times New Roman"/>
-                <w:sz w:val="18"/>
+              <w:spacing w:line="240" w:lineRule="auto" w:after="20"/>
+              <w:ind w:firstLine="0"/>
+              <w:jc w:val="left"/>
+            </w:pPr>
+            <w:r>
+              <w:rPr>
+                <w:sz w:val="17"/>
               </w:rPr>
               <w:t xml:space="preserve">cambiar estado de cocina</w:t>
             </w:r>
@@ -4607,14 +4468,13 @@
           <w:p>
             <w:pPr>
               <w:pStyle w:val="Compact"/>
-              <w:spacing w:line="240" w:lineRule="auto" w:after="0"/>
-              <w:ind w:firstLine="0"/>
-              <w:jc w:val="left"/>
-            </w:pPr>
-            <w:r>
-              <w:rPr>
-                <w:rFonts w:ascii="Times New Roman" w:hAnsi="Times New Roman"/>
-                <w:sz w:val="18"/>
+              <w:spacing w:line="240" w:lineRule="auto" w:after="20"/>
+              <w:ind w:firstLine="0"/>
+              <w:jc w:val="left"/>
+            </w:pPr>
+            <w:r>
+              <w:rPr>
+                <w:sz w:val="17"/>
               </w:rPr>
               <w:t xml:space="preserve">elevar permiso administrativo</w:t>
             </w:r>
@@ -4627,14 +4487,13 @@
           <w:p>
             <w:pPr>
               <w:pStyle w:val="Compact"/>
-              <w:spacing w:line="240" w:lineRule="auto" w:after="0"/>
-              <w:ind w:firstLine="0"/>
-              <w:jc w:val="left"/>
-            </w:pPr>
-            <w:r>
-              <w:rPr>
-                <w:rFonts w:ascii="Times New Roman" w:hAnsi="Times New Roman"/>
-                <w:sz w:val="18"/>
+              <w:spacing w:line="240" w:lineRule="auto" w:after="20"/>
+              <w:ind w:firstLine="0"/>
+              <w:jc w:val="left"/>
+            </w:pPr>
+            <w:r>
+              <w:rPr>
+                <w:sz w:val="17"/>
               </w:rPr>
               <w:t xml:space="preserve">Repartidor</w:t>
             </w:r>
@@ -4645,14 +4504,13 @@
           <w:p>
             <w:pPr>
               <w:pStyle w:val="Compact"/>
-              <w:spacing w:line="240" w:lineRule="auto" w:after="0"/>
-              <w:ind w:firstLine="0"/>
-              <w:jc w:val="left"/>
-            </w:pPr>
-            <w:r>
-              <w:rPr>
-                <w:rFonts w:ascii="Times New Roman" w:hAnsi="Times New Roman"/>
-                <w:sz w:val="18"/>
+              <w:spacing w:line="240" w:lineRule="auto" w:after="20"/>
+              <w:ind w:firstLine="0"/>
+              <w:jc w:val="left"/>
+            </w:pPr>
+            <w:r>
+              <w:rPr>
+                <w:sz w:val="17"/>
               </w:rPr>
               <w:t xml:space="preserve">entregas asignadas</w:t>
             </w:r>
@@ -4663,14 +4521,13 @@
           <w:p>
             <w:pPr>
               <w:pStyle w:val="Compact"/>
-              <w:spacing w:line="240" w:lineRule="auto" w:after="0"/>
-              <w:ind w:firstLine="0"/>
-              <w:jc w:val="left"/>
-            </w:pPr>
-            <w:r>
-              <w:rPr>
-                <w:rFonts w:ascii="Times New Roman" w:hAnsi="Times New Roman"/>
-                <w:sz w:val="18"/>
+              <w:spacing w:line="240" w:lineRule="auto" w:after="20"/>
+              <w:ind w:firstLine="0"/>
+              <w:jc w:val="left"/>
+            </w:pPr>
+            <w:r>
+              <w:rPr>
+                <w:sz w:val="17"/>
               </w:rPr>
               <w:t xml:space="preserve">actualizar estado</w:t>
             </w:r>
@@ -4681,14 +4538,13 @@
           <w:p>
             <w:pPr>
               <w:pStyle w:val="Compact"/>
-              <w:spacing w:line="240" w:lineRule="auto" w:after="0"/>
-              <w:ind w:firstLine="0"/>
-              <w:jc w:val="left"/>
-            </w:pPr>
-            <w:r>
-              <w:rPr>
-                <w:rFonts w:ascii="Times New Roman" w:hAnsi="Times New Roman"/>
-                <w:sz w:val="18"/>
+              <w:spacing w:line="240" w:lineRule="auto" w:after="20"/>
+              <w:ind w:firstLine="0"/>
+              <w:jc w:val="left"/>
+            </w:pPr>
+            <w:r>
+              <w:rPr>
+                <w:sz w:val="17"/>
               </w:rPr>
               <w:t xml:space="preserve">leer/modificar reparto ajeno</w:t>
             </w:r>
@@ -4701,14 +4557,13 @@
           <w:p>
             <w:pPr>
               <w:pStyle w:val="Compact"/>
-              <w:spacing w:line="240" w:lineRule="auto" w:after="0"/>
-              <w:ind w:firstLine="0"/>
-              <w:jc w:val="left"/>
-            </w:pPr>
-            <w:r>
-              <w:rPr>
-                <w:rFonts w:ascii="Times New Roman" w:hAnsi="Times New Roman"/>
-                <w:sz w:val="18"/>
+              <w:spacing w:line="240" w:lineRule="auto" w:after="20"/>
+              <w:ind w:firstLine="0"/>
+              <w:jc w:val="left"/>
+            </w:pPr>
+            <w:r>
+              <w:rPr>
+                <w:sz w:val="17"/>
               </w:rPr>
               <w:t xml:space="preserve">Administrador</w:t>
             </w:r>
@@ -4719,14 +4574,13 @@
           <w:p>
             <w:pPr>
               <w:pStyle w:val="Compact"/>
-              <w:spacing w:line="240" w:lineRule="auto" w:after="0"/>
-              <w:ind w:firstLine="0"/>
-              <w:jc w:val="left"/>
-            </w:pPr>
-            <w:r>
-              <w:rPr>
-                <w:rFonts w:ascii="Times New Roman" w:hAnsi="Times New Roman"/>
-                <w:sz w:val="18"/>
+              <w:spacing w:line="240" w:lineRule="auto" w:after="20"/>
+              <w:ind w:firstLine="0"/>
+              <w:jc w:val="left"/>
+            </w:pPr>
+            <w:r>
+              <w:rPr>
+                <w:sz w:val="17"/>
               </w:rPr>
               <w:t xml:space="preserve">sede, equipo, catálogo</w:t>
             </w:r>
@@ -4737,14 +4591,13 @@
           <w:p>
             <w:pPr>
               <w:pStyle w:val="Compact"/>
-              <w:spacing w:line="240" w:lineRule="auto" w:after="0"/>
-              <w:ind w:firstLine="0"/>
-              <w:jc w:val="left"/>
-            </w:pPr>
-            <w:r>
-              <w:rPr>
-                <w:rFonts w:ascii="Times New Roman" w:hAnsi="Times New Roman"/>
-                <w:sz w:val="18"/>
+              <w:spacing w:line="240" w:lineRule="auto" w:after="20"/>
+              <w:ind w:firstLine="0"/>
+              <w:jc w:val="left"/>
+            </w:pPr>
+            <w:r>
+              <w:rPr>
+                <w:sz w:val="17"/>
               </w:rPr>
               <w:t xml:space="preserve">configuración y turnos</w:t>
             </w:r>
@@ -4755,14 +4608,13 @@
           <w:p>
             <w:pPr>
               <w:pStyle w:val="Compact"/>
-              <w:spacing w:line="240" w:lineRule="auto" w:after="0"/>
-              <w:ind w:firstLine="0"/>
-              <w:jc w:val="left"/>
-            </w:pPr>
-            <w:r>
-              <w:rPr>
-                <w:rFonts w:ascii="Times New Roman" w:hAnsi="Times New Roman"/>
-                <w:sz w:val="18"/>
+              <w:spacing w:line="240" w:lineRule="auto" w:after="20"/>
+              <w:ind w:firstLine="0"/>
+              <w:jc w:val="left"/>
+            </w:pPr>
+            <w:r>
+              <w:rPr>
+                <w:sz w:val="17"/>
               </w:rPr>
               <w:t xml:space="preserve">saltar aislamiento de sucursales</w:t>
             </w:r>
@@ -4775,14 +4627,13 @@
           <w:p>
             <w:pPr>
               <w:pStyle w:val="Compact"/>
-              <w:spacing w:line="240" w:lineRule="auto" w:after="0"/>
-              <w:ind w:firstLine="0"/>
-              <w:jc w:val="left"/>
-            </w:pPr>
-            <w:r>
-              <w:rPr>
-                <w:rFonts w:ascii="Times New Roman" w:hAnsi="Times New Roman"/>
-                <w:sz w:val="18"/>
+              <w:spacing w:line="240" w:lineRule="auto" w:after="20"/>
+              <w:ind w:firstLine="0"/>
+              <w:jc w:val="left"/>
+            </w:pPr>
+            <w:r>
+              <w:rPr>
+                <w:sz w:val="17"/>
               </w:rPr>
               <w:t xml:space="preserve">Gerente</w:t>
             </w:r>
@@ -4793,14 +4644,13 @@
           <w:p>
             <w:pPr>
               <w:pStyle w:val="Compact"/>
-              <w:spacing w:line="240" w:lineRule="auto" w:after="0"/>
-              <w:ind w:firstLine="0"/>
-              <w:jc w:val="left"/>
-            </w:pPr>
-            <w:r>
-              <w:rPr>
-                <w:rFonts w:ascii="Times New Roman" w:hAnsi="Times New Roman"/>
-                <w:sz w:val="18"/>
+              <w:spacing w:line="240" w:lineRule="auto" w:after="20"/>
+              <w:ind w:firstLine="0"/>
+              <w:jc w:val="left"/>
+            </w:pPr>
+            <w:r>
+              <w:rPr>
+                <w:sz w:val="17"/>
               </w:rPr>
               <w:t xml:space="preserve">múltiples sedes</w:t>
             </w:r>
@@ -4811,14 +4661,13 @@
           <w:p>
             <w:pPr>
               <w:pStyle w:val="Compact"/>
-              <w:spacing w:line="240" w:lineRule="auto" w:after="0"/>
-              <w:ind w:firstLine="0"/>
-              <w:jc w:val="left"/>
-            </w:pPr>
-            <w:r>
-              <w:rPr>
-                <w:rFonts w:ascii="Times New Roman" w:hAnsi="Times New Roman"/>
-                <w:sz w:val="18"/>
+              <w:spacing w:line="240" w:lineRule="auto" w:after="20"/>
+              <w:ind w:firstLine="0"/>
+              <w:jc w:val="left"/>
+            </w:pPr>
+            <w:r>
+              <w:rPr>
+                <w:sz w:val="17"/>
               </w:rPr>
               <w:t xml:space="preserve">alta, supervisión y reportes</w:t>
             </w:r>
@@ -4829,14 +4678,13 @@
           <w:p>
             <w:pPr>
               <w:pStyle w:val="Compact"/>
-              <w:spacing w:line="240" w:lineRule="auto" w:after="0"/>
-              <w:ind w:firstLine="0"/>
-              <w:jc w:val="left"/>
-            </w:pPr>
-            <w:r>
-              <w:rPr>
-                <w:rFonts w:ascii="Times New Roman" w:hAnsi="Times New Roman"/>
-                <w:sz w:val="18"/>
+              <w:spacing w:line="240" w:lineRule="auto" w:after="20"/>
+              <w:ind w:firstLine="0"/>
+              <w:jc w:val="left"/>
+            </w:pPr>
+            <w:r>
+              <w:rPr>
+                <w:sz w:val="17"/>
               </w:rPr>
               <w:t xml:space="preserve">exposición de perfiles personales</w:t>
             </w:r>
@@ -4849,14 +4697,13 @@
           <w:p>
             <w:pPr>
               <w:pStyle w:val="Compact"/>
-              <w:spacing w:line="240" w:lineRule="auto" w:after="0"/>
-              <w:ind w:firstLine="0"/>
-              <w:jc w:val="left"/>
-            </w:pPr>
-            <w:r>
-              <w:rPr>
-                <w:rFonts w:ascii="Times New Roman" w:hAnsi="Times New Roman"/>
-                <w:sz w:val="18"/>
+              <w:spacing w:line="240" w:lineRule="auto" w:after="20"/>
+              <w:ind w:firstLine="0"/>
+              <w:jc w:val="left"/>
+            </w:pPr>
+            <w:r>
+              <w:rPr>
+                <w:sz w:val="17"/>
               </w:rPr>
               <w:t xml:space="preserve">Sistema externo Wompi</w:t>
             </w:r>
@@ -4867,14 +4714,13 @@
           <w:p>
             <w:pPr>
               <w:pStyle w:val="Compact"/>
-              <w:spacing w:line="240" w:lineRule="auto" w:after="0"/>
-              <w:ind w:firstLine="0"/>
-              <w:jc w:val="left"/>
-            </w:pPr>
-            <w:r>
-              <w:rPr>
-                <w:rFonts w:ascii="Times New Roman" w:hAnsi="Times New Roman"/>
-                <w:sz w:val="18"/>
+              <w:spacing w:line="240" w:lineRule="auto" w:after="20"/>
+              <w:ind w:firstLine="0"/>
+              <w:jc w:val="left"/>
+            </w:pPr>
+            <w:r>
+              <w:rPr>
+                <w:sz w:val="17"/>
               </w:rPr>
               <w:t xml:space="preserve">evento firmado</w:t>
             </w:r>
@@ -4885,14 +4731,13 @@
           <w:p>
             <w:pPr>
               <w:pStyle w:val="Compact"/>
-              <w:spacing w:line="240" w:lineRule="auto" w:after="0"/>
-              <w:ind w:firstLine="0"/>
-              <w:jc w:val="left"/>
-            </w:pPr>
-            <w:r>
-              <w:rPr>
-                <w:rFonts w:ascii="Times New Roman" w:hAnsi="Times New Roman"/>
-                <w:sz w:val="18"/>
+              <w:spacing w:line="240" w:lineRule="auto" w:after="20"/>
+              <w:ind w:firstLine="0"/>
+              <w:jc w:val="left"/>
+            </w:pPr>
+            <w:r>
+              <w:rPr>
+                <w:sz w:val="17"/>
               </w:rPr>
               <w:t xml:space="preserve">webhook de pago</w:t>
             </w:r>
@@ -4903,14 +4748,13 @@
           <w:p>
             <w:pPr>
               <w:pStyle w:val="Compact"/>
-              <w:spacing w:line="240" w:lineRule="auto" w:after="0"/>
-              <w:ind w:firstLine="0"/>
-              <w:jc w:val="left"/>
-            </w:pPr>
-            <w:r>
-              <w:rPr>
-                <w:rFonts w:ascii="Times New Roman" w:hAnsi="Times New Roman"/>
-                <w:sz w:val="18"/>
+              <w:spacing w:line="240" w:lineRule="auto" w:after="20"/>
+              <w:ind w:firstLine="0"/>
+              <w:jc w:val="left"/>
+            </w:pPr>
+            <w:r>
+              <w:rPr>
+                <w:sz w:val="17"/>
               </w:rPr>
               <w:t xml:space="preserve">suplantación / repetición</w:t>
             </w:r>
@@ -4924,20 +4768,16 @@
       <w:pPr>
         <w:pStyle w:val="Heading2"/>
         <w:keepNext/>
-        <w:ind w:firstLine="0"/>
-      </w:pPr>
-      <w:r>
-        <w:rPr>
-          <w:color w:val="000000"/>
-        </w:rPr>
+        <w:spacing w:line="264" w:lineRule="auto"/>
+      </w:pPr>
+      <w:r>
         <w:t xml:space="preserve">10. Reglas y excepciones por agregado</w:t>
       </w:r>
     </w:p>
     <w:p>
       <w:pPr>
         <w:pStyle w:val="FirstParagraph"/>
-        <w:spacing w:line="480" w:lineRule="auto" w:after="0"/>
-        <w:ind w:firstLine="720"/>
+        <w:spacing w:line="396" w:lineRule="auto" w:after="100"/>
       </w:pPr>
       <w:r>
         <w:rPr>
@@ -4956,8 +4796,7 @@
     <w:p>
       <w:pPr>
         <w:pStyle w:val="BodyText"/>
-        <w:spacing w:line="480" w:lineRule="auto" w:after="0"/>
-        <w:ind w:firstLine="720"/>
+        <w:spacing w:line="396" w:lineRule="auto" w:after="100"/>
       </w:pPr>
       <w:r>
         <w:rPr>
@@ -4976,8 +4815,7 @@
     <w:p>
       <w:pPr>
         <w:pStyle w:val="BodyText"/>
-        <w:spacing w:line="480" w:lineRule="auto" w:after="0"/>
-        <w:ind w:firstLine="720"/>
+        <w:spacing w:line="396" w:lineRule="auto" w:after="100"/>
       </w:pPr>
       <w:r>
         <w:rPr>
@@ -4996,8 +4834,7 @@
     <w:p>
       <w:pPr>
         <w:pStyle w:val="BodyText"/>
-        <w:spacing w:line="480" w:lineRule="auto" w:after="0"/>
-        <w:ind w:firstLine="720"/>
+        <w:spacing w:line="396" w:lineRule="auto" w:after="100"/>
       </w:pPr>
       <w:r>
         <w:rPr>
@@ -5016,8 +4853,7 @@
     <w:p>
       <w:pPr>
         <w:pStyle w:val="BodyText"/>
-        <w:spacing w:line="480" w:lineRule="auto" w:after="0"/>
-        <w:ind w:firstLine="720"/>
+        <w:spacing w:line="396" w:lineRule="auto" w:after="100"/>
       </w:pPr>
       <w:r>
         <w:rPr>
@@ -5039,20 +4875,16 @@
       <w:pPr>
         <w:pStyle w:val="Heading2"/>
         <w:keepNext/>
-        <w:ind w:firstLine="0"/>
-      </w:pPr>
-      <w:r>
-        <w:rPr>
-          <w:color w:val="000000"/>
-        </w:rPr>
+        <w:spacing w:line="264" w:lineRule="auto"/>
+      </w:pPr>
+      <w:r>
         <w:t xml:space="preserve">11. Viabilidad y supuestos de la solución</w:t>
       </w:r>
     </w:p>
     <w:p>
       <w:pPr>
         <w:pStyle w:val="FirstParagraph"/>
-        <w:spacing w:line="480" w:lineRule="auto" w:after="0"/>
-        <w:ind w:firstLine="720"/>
+        <w:spacing w:line="396" w:lineRule="auto" w:after="100"/>
       </w:pPr>
       <w:r>
         <w:t xml:space="preserve">La viabilidad técnica se fundamenta en proyectos existentes con tecnologías de soporte amplio, aunque faltan pruebas de compilación y despliegue reproducible. La viabilidad económica exige presupuestar cómputo, almacenamiento, copias, correo, dominio, transacciones y soporte, y medir ingresos/costos: no se calcula retorno de inversión sin datos. La viabilidad operativa depende de conectividad, capacitación de caja, procedimientos de cocina, teléfonos del personal y funcionamiento de la pasarela. La viabilidad regulatoria demanda análisis de tratamiento de datos personales, retención y condiciones contractuales de la pasarela, sin que este informe constituya dictamen legal.</w:t>
@@ -5061,8 +4893,7 @@
     <w:p>
       <w:pPr>
         <w:pStyle w:val="BodyText"/>
-        <w:spacing w:line="480" w:lineRule="auto" w:after="0"/>
-        <w:ind w:firstLine="720"/>
+        <w:spacing w:line="396" w:lineRule="auto" w:after="100"/>
       </w:pPr>
       <w:r>
         <w:rPr>
@@ -5116,12 +4947,9 @@
       <w:pPr>
         <w:pStyle w:val="Heading2"/>
         <w:keepNext/>
-        <w:ind w:firstLine="0"/>
-      </w:pPr>
-      <w:r>
-        <w:rPr>
-          <w:color w:val="000000"/>
-        </w:rPr>
+        <w:spacing w:line="264" w:lineRule="auto"/>
+      </w:pPr>
+      <w:r>
         <w:t xml:space="preserve">Fuentes primarias de implementación</w:t>
       </w:r>
     </w:p>
@@ -5132,6 +4960,7 @@
           <w:ilvl w:val="0"/>
           <w:numId w:val="1001"/>
         </w:numPr>
+        <w:spacing w:line="396" w:lineRule="auto" w:after="100"/>
       </w:pPr>
       <w:r>
         <w:t xml:space="preserve">API: https://github.com/yersonct/SaborExpressBack/tree/main</w:t>
@@ -5144,6 +4973,7 @@
           <w:ilvl w:val="0"/>
           <w:numId w:val="1001"/>
         </w:numPr>
+        <w:spacing w:line="396" w:lineRule="auto" w:after="100"/>
       </w:pPr>
       <w:r>
         <w:t xml:space="preserve">Web: https://github.com/yersonct/SaborExpressWeb/tree/main</w:t>
@@ -5156,6 +4986,7 @@
           <w:ilvl w:val="0"/>
           <w:numId w:val="1001"/>
         </w:numPr>
+        <w:spacing w:line="396" w:lineRule="auto" w:after="100"/>
       </w:pPr>
       <w:r>
         <w:t xml:space="preserve">Móvil: https://github.com/yersonct/SaborExpressMovil/tree/main</w:t>
@@ -5168,6 +4999,7 @@
           <w:ilvl w:val="0"/>
           <w:numId w:val="1001"/>
         </w:numPr>
+        <w:spacing w:line="396" w:lineRule="auto" w:after="100"/>
       </w:pPr>
       <w:r>
         <w:t xml:space="preserve">Referencia de presentación: https://github.com/jsgh1/SRD-v1/tree/dev/docs/docs-SRD</w:t>
@@ -5176,8 +5008,7 @@
     <w:p>
       <w:pPr>
         <w:pStyle w:val="FirstParagraph"/>
-        <w:spacing w:line="480" w:lineRule="auto" w:after="0"/>
-        <w:ind w:firstLine="720"/>
+        <w:spacing w:line="396" w:lineRule="auto" w:after="100"/>
       </w:pPr>
       <w:r>
         <w:rPr>
@@ -5194,10 +5025,461 @@
       </w:r>
     </w:p>
     <w:bookmarkEnd w:id="50"/>
+    <w:bookmarkStart w:id="51" w:name="X385aa06fa762e29e4095779dc5eaebb695a75e8"/>
+    <w:p>
+      <w:pPr>
+        <w:pStyle w:val="Heading2"/>
+        <w:keepNext/>
+        <w:spacing w:line="264" w:lineRule="auto"/>
+      </w:pPr>
+      <w:r>
+        <w:t xml:space="preserve">14. Contexto, actores y reglas de colaboración</w:t>
+      </w:r>
+    </w:p>
+    <w:p>
+      <w:pPr>
+        <w:pStyle w:val="FirstParagraph"/>
+        <w:spacing w:line="396" w:lineRule="auto" w:after="100"/>
+      </w:pPr>
+      <w:r>
+        <w:t xml:space="preserve">Se identifican cinco grupos operativos y un proveedor de pagos. Cliente efectúa exploración y pedido; personal de caja realiza pagos y cierres; cocina necesita un tablero de preparación que permanezca consistente con los estados; repartidor consulta asignaciones permitidas; gerente/administrador mantiene recursos y personal por sucursal. La pasarela externa no sustituye el registro financiero local: responde a los intentos iniciados por la API y notifica estados cuya procedencia debe validarse.</w:t>
+      </w:r>
+    </w:p>
+    <w:p>
+      <w:pPr>
+        <w:pStyle w:val="BodyText"/>
+        <w:spacing w:line="396" w:lineRule="auto" w:after="100"/>
+      </w:pPr>
+      <w:r>
+        <w:t xml:space="preserve">El análisis diferencia los canales</w:t>
+      </w:r>
+      <w:r>
+        <w:t xml:space="preserve"> </w:t>
+      </w:r>
+      <w:r>
+        <w:rPr>
+          <w:b/>
+          <w:bCs/>
+        </w:rPr>
+        <w:t xml:space="preserve">consumo en mesa</w:t>
+      </w:r>
+      <w:r>
+        <w:t xml:space="preserve">,</w:t>
+      </w:r>
+      <w:r>
+        <w:t xml:space="preserve"> </w:t>
+      </w:r>
+      <w:r>
+        <w:rPr>
+          <w:b/>
+          <w:bCs/>
+        </w:rPr>
+        <w:t xml:space="preserve">recogida</w:t>
+      </w:r>
+      <w:r>
+        <w:t xml:space="preserve"> </w:t>
+      </w:r>
+      <w:r>
+        <w:t xml:space="preserve">y</w:t>
+      </w:r>
+      <w:r>
+        <w:t xml:space="preserve"> </w:t>
+      </w:r>
+      <w:r>
+        <w:rPr>
+          <w:b/>
+          <w:bCs/>
+        </w:rPr>
+        <w:t xml:space="preserve">entrega a domicilio</w:t>
+      </w:r>
+      <w:r>
+        <w:t xml:space="preserve"> </w:t>
+      </w:r>
+      <w:r>
+        <w:t xml:space="preserve">inferidos de</w:t>
+      </w:r>
+      <w:r>
+        <w:t xml:space="preserve"> </w:t>
+      </w:r>
+      <w:r>
+        <w:rPr>
+          <w:rStyle w:val="VerbatimChar"/>
+        </w:rPr>
+        <w:t xml:space="preserve">OrderType</w:t>
+      </w:r>
+      <w:r>
+        <w:t xml:space="preserve">, campos opcionales de dirección y mesa, y notas del modelo. Los valores precisos del enum deben revisarse antes de publicar pantallas o flujos que dependan de nombres literales.</w:t>
+      </w:r>
+    </w:p>
     <w:bookmarkEnd w:id="51"/>
+    <w:bookmarkStart w:id="52" w:name="X45825895a5f6eaea61fad022bc136ab8ca2310b"/>
+    <w:p>
+      <w:pPr>
+        <w:pStyle w:val="Heading2"/>
+        <w:keepNext/>
+        <w:spacing w:line="264" w:lineRule="auto"/>
+      </w:pPr>
+      <w:r>
+        <w:t xml:space="preserve">15. Casos de uso desarrollados: compra, cobro y despacho</w:t>
+      </w:r>
+    </w:p>
+    <w:p>
+      <w:pPr>
+        <w:pStyle w:val="FirstParagraph"/>
+        <w:spacing w:line="396" w:lineRule="auto" w:after="100"/>
+      </w:pPr>
+      <w:r>
+        <w:rPr>
+          <w:b/>
+          <w:bCs/>
+        </w:rPr>
+        <w:t xml:space="preserve">CU-01 Crear pedido:</w:t>
+      </w:r>
+      <w:r>
+        <w:t xml:space="preserve"> </w:t>
+      </w:r>
+      <w:r>
+        <w:t xml:space="preserve">actor cliente/cajero. Entrada: artículos existentes, unidades positivas, sede seleccionada y canal. Camino básico: seleccionar sede, consultar productos permitidos, conformar carrito, revisar dirección o mesa, enviar DTO y mostrar identificador. Alternos: producto fuera de catálogo, dirección faltante para domicilio, sesión vencida, turno inactivo, doble clic de confirmación. Postcondición: pedido único con detalle coherente y estado inicial recuperable mediante API. Riesgo a cubrir: carrera de precio entre consulta y compra.</w:t>
+      </w:r>
+    </w:p>
+    <w:p>
+      <w:pPr>
+        <w:pStyle w:val="BodyText"/>
+        <w:spacing w:line="396" w:lineRule="auto" w:after="100"/>
+      </w:pPr>
+      <w:r>
+        <w:rPr>
+          <w:b/>
+          <w:bCs/>
+        </w:rPr>
+        <w:t xml:space="preserve">CU-02 Pago digital:</w:t>
+      </w:r>
+      <w:r>
+        <w:t xml:space="preserve"> </w:t>
+      </w:r>
+      <w:r>
+        <w:t xml:space="preserve">actor cliente y servicio externo Wompi. Precondición: pedido y monto validado en backend. Camino: inicialización de referencia y transacción, interacción segura con pasarela, recepción del evento, verificación de integridad, conciliación con monto y referencia, modificación transaccional del pago y estado visible. Alternos: cancelación externa, expiración, webhook duplicado, diferencia de monto, falla de conexión, resincronización. Postcondición: ningún pago duplicado por repetir el evento.</w:t>
+      </w:r>
+    </w:p>
+    <w:p>
+      <w:pPr>
+        <w:pStyle w:val="BodyText"/>
+        <w:spacing w:line="396" w:lineRule="auto" w:after="100"/>
+      </w:pPr>
+      <w:r>
+        <w:rPr>
+          <w:b/>
+          <w:bCs/>
+        </w:rPr>
+        <w:t xml:space="preserve">CU-03 Reparto:</w:t>
+      </w:r>
+      <w:r>
+        <w:t xml:space="preserve"> </w:t>
+      </w:r>
+      <w:r>
+        <w:t xml:space="preserve">actor administrador y repartidor. Precondición: pedido apto para entregar y repartidor disponible. Camino: asignación controlada, consulta del envío correspondiente, cambio autorizado de estado, registro de entrega y calificación de cliente. Alternos: otro repartidor intenta operar, cambio de sede, ruta desactualizada, anulación y reconexión del dispositivo. Postcondición: la historia del pedido y del reparto permanecen consistentes.</w:t>
+      </w:r>
+    </w:p>
+    <w:bookmarkEnd w:id="52"/>
+    <w:bookmarkStart w:id="62" w:name="diagramas-de-casos-de-uso-y-transición"/>
+    <w:p>
+      <w:pPr>
+        <w:pStyle w:val="Heading2"/>
+        <w:keepNext/>
+        <w:spacing w:line="264" w:lineRule="auto"/>
+      </w:pPr>
+      <w:r>
+        <w:t xml:space="preserve">16. Diagramas de casos de uso y transición</w:t>
+      </w:r>
+    </w:p>
+    <w:p>
+      <w:pPr>
+        <w:pStyle w:val="CaptionedFigure"/>
+        <w:spacing w:line="396" w:lineRule="auto" w:after="100"/>
+      </w:pPr>
+      <w:r>
+        <w:drawing>
+          <wp:inline>
+            <wp:extent cx="5943600" cy="4413163"/>
+            <wp:effectExtent b="0" l="0" r="0" t="0"/>
+            <wp:docPr descr="01_CONTEXT0" title="" id="54" name="Picture"/>
+            <a:graphic>
+              <a:graphicData uri="http://schemas.openxmlformats.org/drawingml/2006/picture">
+                <pic:pic>
+                  <pic:nvPicPr>
+                    <pic:cNvPr descr="recursos/01_CONTEXT0.png" id="55" name="Picture"/>
+                    <pic:cNvPicPr>
+                      <a:picLocks noChangeArrowheads="1" noChangeAspect="1"/>
+                    </pic:cNvPicPr>
+                  </pic:nvPicPr>
+                  <pic:blipFill>
+                    <a:blip r:embed="rId53"/>
+                    <a:stretch>
+                      <a:fillRect/>
+                    </a:stretch>
+                  </pic:blipFill>
+                  <pic:spPr bwMode="auto">
+                    <a:xfrm>
+                      <a:off x="0" y="0"/>
+                      <a:ext cx="5943600" cy="4413163"/>
+                    </a:xfrm>
+                    <a:prstGeom prst="rect">
+                      <a:avLst/>
+                    </a:prstGeom>
+                    <a:noFill/>
+                    <a:ln w="9525">
+                      <a:noFill/>
+                      <a:headEnd/>
+                      <a:tailEnd/>
+                    </a:ln>
+                  </pic:spPr>
+                </pic:pic>
+              </a:graphicData>
+            </a:graphic>
+          </wp:inline>
+        </w:drawing>
+      </w:r>
+    </w:p>
+    <w:p>
+      <w:pPr>
+        <w:pStyle w:val="ImageCaption"/>
+        <w:spacing w:line="396" w:lineRule="auto" w:after="100"/>
+      </w:pPr>
+      <w:r>
+        <w:t xml:space="preserve">01_CONTEXT0</w:t>
+      </w:r>
+    </w:p>
+    <w:p>
+      <w:pPr>
+        <w:pStyle w:val="BodyText"/>
+        <w:spacing w:line="396" w:lineRule="auto" w:after="100"/>
+      </w:pPr>
+      <w:r>
+        <w:rPr>
+          <w:i/>
+          <w:iCs/>
+        </w:rPr>
+        <w:t xml:space="preserve">Nota. Elaboración para el estudio de caso SaborExpress; las figuras no certifican operaciones desplegadas.</w:t>
+      </w:r>
+    </w:p>
+    <w:p>
+      <w:pPr>
+        <w:pStyle w:val="CaptionedFigure"/>
+        <w:spacing w:line="396" w:lineRule="auto" w:after="100"/>
+      </w:pPr>
+      <w:r>
+        <w:drawing>
+          <wp:inline>
+            <wp:extent cx="5943600" cy="5559788"/>
+            <wp:effectExtent b="0" l="0" r="0" t="0"/>
+            <wp:docPr descr="08_CASOS_USO" title="" id="57" name="Picture"/>
+            <a:graphic>
+              <a:graphicData uri="http://schemas.openxmlformats.org/drawingml/2006/picture">
+                <pic:pic>
+                  <pic:nvPicPr>
+                    <pic:cNvPr descr="recursos/08_CASOS_USO.png" id="58" name="Picture"/>
+                    <pic:cNvPicPr>
+                      <a:picLocks noChangeArrowheads="1" noChangeAspect="1"/>
+                    </pic:cNvPicPr>
+                  </pic:nvPicPr>
+                  <pic:blipFill>
+                    <a:blip r:embed="rId56"/>
+                    <a:stretch>
+                      <a:fillRect/>
+                    </a:stretch>
+                  </pic:blipFill>
+                  <pic:spPr bwMode="auto">
+                    <a:xfrm>
+                      <a:off x="0" y="0"/>
+                      <a:ext cx="5943600" cy="5559788"/>
+                    </a:xfrm>
+                    <a:prstGeom prst="rect">
+                      <a:avLst/>
+                    </a:prstGeom>
+                    <a:noFill/>
+                    <a:ln w="9525">
+                      <a:noFill/>
+                      <a:headEnd/>
+                      <a:tailEnd/>
+                    </a:ln>
+                  </pic:spPr>
+                </pic:pic>
+              </a:graphicData>
+            </a:graphic>
+          </wp:inline>
+        </w:drawing>
+      </w:r>
+    </w:p>
+    <w:p>
+      <w:pPr>
+        <w:pStyle w:val="ImageCaption"/>
+        <w:spacing w:line="396" w:lineRule="auto" w:after="100"/>
+      </w:pPr>
+      <w:r>
+        <w:t xml:space="preserve">08_CASOS_USO</w:t>
+      </w:r>
+    </w:p>
+    <w:p>
+      <w:pPr>
+        <w:pStyle w:val="BodyText"/>
+        <w:spacing w:line="396" w:lineRule="auto" w:after="100"/>
+      </w:pPr>
+      <w:r>
+        <w:rPr>
+          <w:i/>
+          <w:iCs/>
+        </w:rPr>
+        <w:t xml:space="preserve">Nota. Elaboración para el estudio de caso SaborExpress; las figuras no certifican operaciones desplegadas.</w:t>
+      </w:r>
+    </w:p>
+    <w:p>
+      <w:pPr>
+        <w:pStyle w:val="CaptionedFigure"/>
+        <w:spacing w:line="396" w:lineRule="auto" w:after="100"/>
+      </w:pPr>
+      <w:r>
+        <w:drawing>
+          <wp:inline>
+            <wp:extent cx="5943600" cy="1236359"/>
+            <wp:effectExtent b="0" l="0" r="0" t="0"/>
+            <wp:docPr descr="03_FLUJO_PEDIDO" title="" id="60" name="Picture"/>
+            <a:graphic>
+              <a:graphicData uri="http://schemas.openxmlformats.org/drawingml/2006/picture">
+                <pic:pic>
+                  <pic:nvPicPr>
+                    <pic:cNvPr descr="recursos/03_FLUJO_PEDIDO.png" id="61" name="Picture"/>
+                    <pic:cNvPicPr>
+                      <a:picLocks noChangeArrowheads="1" noChangeAspect="1"/>
+                    </pic:cNvPicPr>
+                  </pic:nvPicPr>
+                  <pic:blipFill>
+                    <a:blip r:embed="rId59"/>
+                    <a:stretch>
+                      <a:fillRect/>
+                    </a:stretch>
+                  </pic:blipFill>
+                  <pic:spPr bwMode="auto">
+                    <a:xfrm>
+                      <a:off x="0" y="0"/>
+                      <a:ext cx="5943600" cy="1236359"/>
+                    </a:xfrm>
+                    <a:prstGeom prst="rect">
+                      <a:avLst/>
+                    </a:prstGeom>
+                    <a:noFill/>
+                    <a:ln w="9525">
+                      <a:noFill/>
+                      <a:headEnd/>
+                      <a:tailEnd/>
+                    </a:ln>
+                  </pic:spPr>
+                </pic:pic>
+              </a:graphicData>
+            </a:graphic>
+          </wp:inline>
+        </w:drawing>
+      </w:r>
+    </w:p>
+    <w:p>
+      <w:pPr>
+        <w:pStyle w:val="ImageCaption"/>
+        <w:spacing w:line="396" w:lineRule="auto" w:after="100"/>
+      </w:pPr>
+      <w:r>
+        <w:t xml:space="preserve">03_FLUJO_PEDIDO</w:t>
+      </w:r>
+    </w:p>
+    <w:p>
+      <w:pPr>
+        <w:pStyle w:val="BodyText"/>
+        <w:spacing w:line="396" w:lineRule="auto" w:after="100"/>
+      </w:pPr>
+      <w:r>
+        <w:rPr>
+          <w:i/>
+          <w:iCs/>
+        </w:rPr>
+        <w:t xml:space="preserve">Nota. Elaboración para el estudio de caso SaborExpress; las figuras no certifican operaciones desplegadas.</w:t>
+      </w:r>
+      <w:r>
+        <w:t xml:space="preserve"> </w:t>
+      </w:r>
+      <w:r>
+        <w:t xml:space="preserve">## 17. Políticas analíticas para los flujos críticos</w:t>
+      </w:r>
+    </w:p>
+    <w:p>
+      <w:pPr>
+        <w:pStyle w:val="BodyText"/>
+        <w:spacing w:line="396" w:lineRule="auto" w:after="100"/>
+      </w:pPr>
+      <w:r>
+        <w:t xml:space="preserve">Se recomienda definir por escrito los invariantes operativos: un</w:t>
+      </w:r>
+      <w:r>
+        <w:t xml:space="preserve"> </w:t>
+      </w:r>
+      <w:r>
+        <w:rPr>
+          <w:rStyle w:val="VerbatimChar"/>
+        </w:rPr>
+        <w:t xml:space="preserve">OrderDetail</w:t>
+      </w:r>
+      <w:r>
+        <w:t xml:space="preserve"> </w:t>
+      </w:r>
+      <w:r>
+        <w:t xml:space="preserve">pertenece a exactamente un</w:t>
+      </w:r>
+      <w:r>
+        <w:t xml:space="preserve"> </w:t>
+      </w:r>
+      <w:r>
+        <w:rPr>
+          <w:rStyle w:val="VerbatimChar"/>
+        </w:rPr>
+        <w:t xml:space="preserve">Order</w:t>
+      </w:r>
+      <w:r>
+        <w:t xml:space="preserve">; un</w:t>
+      </w:r>
+      <w:r>
+        <w:t xml:space="preserve"> </w:t>
+      </w:r>
+      <w:r>
+        <w:rPr>
+          <w:rStyle w:val="VerbatimChar"/>
+        </w:rPr>
+        <w:t xml:space="preserve">Payment</w:t>
+      </w:r>
+      <w:r>
+        <w:t xml:space="preserve"> </w:t>
+      </w:r>
+      <w:r>
+        <w:t xml:space="preserve">pertenece a un pedido determinado; una</w:t>
+      </w:r>
+      <w:r>
+        <w:t xml:space="preserve"> </w:t>
+      </w:r>
+      <w:r>
+        <w:rPr>
+          <w:rStyle w:val="VerbatimChar"/>
+        </w:rPr>
+        <w:t xml:space="preserve">Delivery</w:t>
+      </w:r>
+      <w:r>
+        <w:t xml:space="preserve"> </w:t>
+      </w:r>
+      <w:r>
+        <w:t xml:space="preserve">referencia orden, dirección y empleado; un producto global (BranchId nulo) tiene semántica diferente de uno ligado a sede. Cada cambio financiero requiere correlación inequívoca con referencia externa e identidad interna. La limpieza o modificación histórica no debe destruir trazabilidad necesaria para auditoría.</w:t>
+      </w:r>
+    </w:p>
+    <w:bookmarkEnd w:id="62"/>
+    <w:bookmarkEnd w:id="63"/>
     <w:sectPr>
-      <w:headerReference r:id="rId9" w:type="default"/>
-      <w:pgMar w:bottom="1440" w:left="1440" w:right="1440" w:top="1440"/>
+      <w:footerReference w:type="default" r:id="rId10"/>
+      <w:pgSz w:h="15840" w:w="12240"/>
+      <w:pgMar w:bottom="1440" w:left="1440" w:right="1440" w:top="1440" w:header="691" w:footer="720"/>
     </w:sectPr>
   </w:body>
 </w:document>
@@ -5207,6 +5489,24 @@
 <w:comments xmlns:w="http://schemas.openxmlformats.org/wordprocessingml/2006/main" xmlns:m="http://schemas.openxmlformats.org/officeDocument/2006/math" xmlns:r="http://schemas.openxmlformats.org/officeDocument/2006/relationships" xmlns:o="urn:schemas-microsoft-com:office:office" xmlns:v="urn:schemas-microsoft-com:vml" xmlns:w10="urn:schemas-microsoft-com:office:word" xmlns:a="http://schemas.openxmlformats.org/drawingml/2006/main" xmlns:pic="http://schemas.openxmlformats.org/drawingml/2006/picture" xmlns:wp="http://schemas.openxmlformats.org/drawingml/2006/wordprocessingDrawing"/>
 </file>
 
+<file path=word/footer1.xml><?xml version="1.0" encoding="utf-8"?>
+<w:ftr xmlns:m="http://schemas.openxmlformats.org/officeDocument/2006/math" xmlns:mc="http://schemas.openxmlformats.org/markup-compatibility/2006" xmlns:mo="http://schemas.microsoft.com/office/mac/office/2008/main" xmlns:mv="urn:schemas-microsoft-com:mac:vml" xmlns:o="urn:schemas-microsoft-com:office:office" xmlns:r="http://schemas.openxmlformats.org/officeDocument/2006/relationships" xmlns:v="urn:schemas-microsoft-com:vml" xmlns:w10="urn:schemas-microsoft-com:office:word" xmlns:w14="http://schemas.microsoft.com/office/word/2010/wordml" xmlns:w="http://schemas.openxmlformats.org/wordprocessingml/2006/main" xmlns:wne="http://schemas.microsoft.com/office/word/2006/wordml" xmlns:wp14="http://schemas.microsoft.com/office/word/2010/wordprocessingDrawing" xmlns:wp="http://schemas.openxmlformats.org/drawingml/2006/wordprocessingDrawing" xmlns:wpc="http://schemas.microsoft.com/office/word/2010/wordprocessingCanvas" xmlns:wpg="http://schemas.microsoft.com/office/word/2010/wordprocessingGroup" xmlns:wpi="http://schemas.microsoft.com/office/word/2010/wordprocessingInk" xmlns:wps="http://schemas.microsoft.com/office/word/2010/wordprocessingShape" mc:Ignorable="w14 wp14">
+  <w:p>
+    <w:pPr>
+      <w:pStyle w:val="Footer"/>
+      <w:jc w:val="right"/>
+    </w:pPr>
+    <w:r>
+      <w:rPr>
+        <w:sz w:val="16"/>
+      </w:rPr>
+      <w:t xml:space="preserve">SaborExpress | Yerson Stiven Cuellar Rubiano | Ficha 3145555 | Página </w:t>
+    </w:r>
+    <w:fldSimple w:instr="PAGE"/>
+  </w:p>
+</w:ftr>
+</file>
+
 <file path=word/footnotes.xml><?xml version="1.0" encoding="utf-8"?>
 <w:footnotes xmlns:w="http://schemas.openxmlformats.org/wordprocessingml/2006/main" xmlns:m="http://schemas.openxmlformats.org/officeDocument/2006/math" xmlns:r="http://schemas.openxmlformats.org/officeDocument/2006/relationships" xmlns:o="urn:schemas-microsoft-com:office:office" xmlns:v="urn:schemas-microsoft-com:vml" xmlns:w10="urn:schemas-microsoft-com:office:word" xmlns:a="http://schemas.openxmlformats.org/drawingml/2006/main" xmlns:pic="http://schemas.openxmlformats.org/drawingml/2006/picture" xmlns:wp="http://schemas.openxmlformats.org/drawingml/2006/wordprocessingDrawing">
   <w:footnote w:type="continuationSeparator" w:id="0">
@@ -5224,18 +5524,6 @@
     </w:p>
   </w:footnote>
 </w:footnotes>
-</file>
-
-<file path=word/header1.xml><?xml version="1.0" encoding="utf-8"?>
-<w:hdr xmlns:m="http://schemas.openxmlformats.org/officeDocument/2006/math" xmlns:mc="http://schemas.openxmlformats.org/markup-compatibility/2006" xmlns:mo="http://schemas.microsoft.com/office/mac/office/2008/main" xmlns:mv="urn:schemas-microsoft-com:mac:vml" xmlns:o="urn:schemas-microsoft-com:office:office" xmlns:r="http://schemas.openxmlformats.org/officeDocument/2006/relationships" xmlns:v="urn:schemas-microsoft-com:vml" xmlns:w10="urn:schemas-microsoft-com:office:word" xmlns:w14="http://schemas.microsoft.com/office/word/2010/wordml" xmlns:w="http://schemas.openxmlformats.org/wordprocessingml/2006/main" xmlns:wne="http://schemas.microsoft.com/office/word/2006/wordml" xmlns:wp14="http://schemas.microsoft.com/office/word/2010/wordprocessingDrawing" xmlns:wp="http://schemas.openxmlformats.org/drawingml/2006/wordprocessingDrawing" xmlns:wpc="http://schemas.microsoft.com/office/word/2010/wordprocessingCanvas" xmlns:wpg="http://schemas.microsoft.com/office/word/2010/wordprocessingGroup" xmlns:wpi="http://schemas.microsoft.com/office/word/2010/wordprocessingInk" xmlns:wps="http://schemas.microsoft.com/office/word/2010/wordprocessingShape" mc:Ignorable="w14 wp14">
-  <w:p>
-    <w:pPr>
-      <w:pStyle w:val="Header"/>
-      <w:jc w:val="right"/>
-    </w:pPr>
-    <w:fldSimple w:instr="PAGE"/>
-  </w:p>
-</w:hdr>
 </file>
 
 <file path=word/numbering.xml><?xml version="1.0" encoding="utf-8"?>
@@ -5423,12 +5711,11 @@
     <w:name w:val="Normal"/>
     <w:qFormat/>
     <w:pPr>
-      <w:spacing w:after="0" w:line="480" w:lineRule="auto"/>
-      <w:ind w:firstLine="720"/>
+      <w:spacing w:after="60" w:line="360" w:lineRule="auto"/>
     </w:pPr>
     <w:rPr>
       <w:rFonts w:ascii="Times New Roman" w:hAnsi="Times New Roman"/>
-      <w:color w:val="000000"/>
+      <w:color w:val="191E28"/>
       <w:sz w:val="24"/>
     </w:rPr>
   </w:style>
@@ -5438,27 +5725,35 @@
     <w:link w:val="BodyTextChar"/>
     <w:qFormat/>
     <w:pPr>
-      <w:spacing w:after="180" w:before="180"/>
+      <w:spacing w:after="60" w:before="180" w:line="360" w:lineRule="auto"/>
     </w:pPr>
+    <w:rPr>
+      <w:rFonts w:ascii="Times New Roman" w:hAnsi="Times New Roman"/>
+      <w:color w:val="191E28"/>
+      <w:sz w:val="24"/>
+    </w:rPr>
   </w:style>
   <w:style w:customStyle="1" w:styleId="FirstParagraph" w:type="paragraph">
     <w:name w:val="First Paragraph"/>
     <w:basedOn w:val="BodyText"/>
     <w:next w:val="BodyText"/>
     <w:qFormat/>
+    <w:pPr>
+      <w:spacing w:after="60" w:line="360" w:lineRule="auto"/>
+    </w:pPr>
+    <w:rPr>
+      <w:rFonts w:ascii="Times New Roman" w:hAnsi="Times New Roman"/>
+      <w:color w:val="191E28"/>
+      <w:sz w:val="24"/>
+    </w:rPr>
   </w:style>
   <w:style w:customStyle="1" w:styleId="Compact" w:type="paragraph">
     <w:name w:val="Compact"/>
     <w:basedOn w:val="BodyText"/>
     <w:qFormat/>
     <w:pPr>
-      <w:spacing w:after="0" w:before="36" w:line="240" w:lineRule="auto"/>
-      <w:ind w:firstLine="0"/>
+      <w:spacing w:after="36" w:before="36"/>
     </w:pPr>
-    <w:rPr>
-      <w:rFonts w:ascii="Times New Roman" w:hAnsi="Times New Roman"/>
-      <w:sz w:val="20"/>
-    </w:rPr>
   </w:style>
   <w:style w:styleId="Title" w:type="paragraph">
     <w:name w:val="Title"/>
@@ -5468,16 +5763,15 @@
     <w:pPr>
       <w:keepNext/>
       <w:keepLines/>
-      <w:spacing w:after="40" w:before="120" w:line="480" w:lineRule="auto"/>
-      <w:ind w:firstLine="0"/>
+      <w:spacing w:after="240" w:before="480"/>
       <w:jc w:val="center"/>
     </w:pPr>
     <w:rPr>
-      <w:rFonts w:ascii="Times New Roman" w:asciiTheme="majorHAnsi" w:cstheme="majorBidi" w:eastAsiaTheme="majorEastAsia" w:hAnsi="Times New Roman" w:hAnsiTheme="majorHAnsi"/>
+      <w:rFonts w:asciiTheme="majorHAnsi" w:cstheme="majorBidi" w:eastAsiaTheme="majorEastAsia" w:hAnsiTheme="majorHAnsi"/>
       <w:b/>
       <w:bCs/>
-      <w:color w:val="000000"/>
-      <w:sz w:val="24"/>
+      <w:color w:themeColor="accent1" w:themeShade="B5" w:val="345A8A"/>
+      <w:sz w:val="36"/>
       <w:szCs w:val="36"/>
     </w:rPr>
   </w:style>
@@ -5574,7 +5868,7 @@
       <w:rFonts w:asciiTheme="majorHAnsi" w:cstheme="majorBidi" w:eastAsiaTheme="majorEastAsia" w:hAnsiTheme="majorHAnsi"/>
       <w:b/>
       <w:bCs/>
-      <w:color w:val="000000"/>
+      <w:color w:themeColor="accent1" w:val="4F81BD"/>
       <w:sz w:val="32"/>
       <w:szCs w:val="32"/>
     </w:rPr>
@@ -5596,7 +5890,7 @@
       <w:rFonts w:asciiTheme="majorHAnsi" w:cstheme="majorBidi" w:eastAsiaTheme="majorEastAsia" w:hAnsiTheme="majorHAnsi"/>
       <w:b/>
       <w:bCs/>
-      <w:color w:val="000000"/>
+      <w:color w:themeColor="accent1" w:val="4F81BD"/>
       <w:sz w:val="28"/>
       <w:szCs w:val="28"/>
     </w:rPr>
@@ -5618,7 +5912,7 @@
       <w:rFonts w:asciiTheme="majorHAnsi" w:cstheme="majorBidi" w:eastAsiaTheme="majorEastAsia" w:hAnsiTheme="majorHAnsi"/>
       <w:b/>
       <w:bCs/>
-      <w:color w:val="000000"/>
+      <w:color w:themeColor="accent1" w:val="4F81BD"/>
       <w:sz w:val="24"/>
       <w:szCs w:val="24"/>
     </w:rPr>
@@ -5791,7 +6085,7 @@
     <w:qFormat/>
     <w:rPr>
       <w:rFonts w:ascii="Times New Roman" w:hAnsi="Times New Roman"/>
-      <w:sz w:val="18"/>
+      <w:sz w:val="20"/>
     </w:rPr>
     <w:tblPr>
       <w:tblInd w:type="dxa" w:w="0"/>
